--- a/Отчет по 1 лр.docx
+++ b/Отчет по 1 лр.docx
@@ -790,6 +790,24 @@
         </w:rPr>
         <w:br/>
       </w:r>
+    </w:p>
+    <w:p>
+      <w:pPr>
+        <w:rPr>
+          <w:rFonts w:ascii="Times New Roman" w:hAnsi="Times New Roman" w:cs="Times New Roman"/>
+          <w:sz w:val="28"/>
+          <w:szCs w:val="28"/>
+        </w:rPr>
+      </w:pPr>
+    </w:p>
+    <w:p>
+      <w:pPr>
+        <w:rPr>
+          <w:rFonts w:ascii="Times New Roman" w:hAnsi="Times New Roman" w:cs="Times New Roman"/>
+          <w:sz w:val="28"/>
+          <w:szCs w:val="28"/>
+        </w:rPr>
+      </w:pPr>
     </w:p>
     <w:tbl>
       <w:tblPr>
@@ -827,17 +845,15 @@
                 <w:rFonts w:ascii="Times New Roman" w:eastAsiaTheme="minorHAnsi" w:hAnsi="Times New Roman" w:cs="Times New Roman"/>
                 <w:sz w:val="28"/>
                 <w:szCs w:val="28"/>
-                <w:lang w:val="ru-RU"/>
-              </w:rPr>
-            </w:pPr>
-            <w:r>
-              <w:rPr>
-                <w:rFonts w:ascii="Times New Roman" w:eastAsiaTheme="minorHAnsi" w:hAnsi="Times New Roman" w:cs="Times New Roman"/>
-                <w:sz w:val="28"/>
-                <w:szCs w:val="28"/>
-                <w:lang w:val="ru-RU"/>
-              </w:rPr>
-              <w:lastRenderedPageBreak/>
+              </w:rPr>
+            </w:pPr>
+            <w:r>
+              <w:rPr>
+                <w:rFonts w:ascii="Times New Roman" w:eastAsiaTheme="minorHAnsi" w:hAnsi="Times New Roman" w:cs="Times New Roman"/>
+                <w:sz w:val="28"/>
+                <w:szCs w:val="28"/>
+                <w:lang w:val="ru-RU"/>
+              </w:rPr>
               <w:t>E1</w:t>
             </w:r>
           </w:p>
@@ -954,7 +970,6 @@
                 <w:rFonts w:ascii="Times New Roman" w:eastAsiaTheme="minorHAnsi" w:hAnsi="Times New Roman" w:cs="Times New Roman"/>
                 <w:sz w:val="28"/>
                 <w:szCs w:val="28"/>
-                <w:lang w:val="ru-RU"/>
               </w:rPr>
             </w:pPr>
             <w:r>
@@ -1080,7 +1095,6 @@
                 <w:rFonts w:ascii="Times New Roman" w:eastAsiaTheme="minorHAnsi" w:hAnsi="Times New Roman" w:cs="Times New Roman"/>
                 <w:sz w:val="28"/>
                 <w:szCs w:val="28"/>
-                <w:lang w:val="ru-RU"/>
               </w:rPr>
             </w:pPr>
             <w:r>
@@ -1206,7 +1220,6 @@
                 <w:rFonts w:ascii="Times New Roman" w:eastAsiaTheme="minorHAnsi" w:hAnsi="Times New Roman" w:cs="Times New Roman"/>
                 <w:sz w:val="28"/>
                 <w:szCs w:val="28"/>
-                <w:lang w:val="ru-RU"/>
               </w:rPr>
             </w:pPr>
             <w:r>
@@ -1332,7 +1345,6 @@
                 <w:rFonts w:ascii="Times New Roman" w:eastAsiaTheme="minorHAnsi" w:hAnsi="Times New Roman" w:cs="Times New Roman"/>
                 <w:sz w:val="28"/>
                 <w:szCs w:val="28"/>
-                <w:lang w:val="ru-RU"/>
               </w:rPr>
             </w:pPr>
             <w:r>
@@ -1439,7 +1451,7 @@
                 <w:szCs w:val="20"/>
                 <w:lang w:val="ru-RU"/>
               </w:rPr>
-              <w:t xml:space="preserve">ы, название категории. </w:t>
+              <w:t xml:space="preserve">ы. </w:t>
             </w:r>
           </w:p>
         </w:tc>
@@ -1467,7 +1479,6 @@
                 <w:rFonts w:ascii="Times New Roman" w:eastAsiaTheme="minorHAnsi" w:hAnsi="Times New Roman" w:cs="Times New Roman"/>
                 <w:sz w:val="28"/>
                 <w:szCs w:val="28"/>
-                <w:lang w:val="ru-RU"/>
               </w:rPr>
             </w:pPr>
             <w:r>
@@ -1622,7 +1633,6 @@
                 <w:rFonts w:ascii="Times New Roman" w:eastAsiaTheme="minorHAnsi" w:hAnsi="Times New Roman" w:cs="Times New Roman"/>
                 <w:sz w:val="28"/>
                 <w:szCs w:val="28"/>
-                <w:lang w:val="ru-RU"/>
               </w:rPr>
             </w:pPr>
             <w:r>
@@ -1720,7 +1730,6 @@
                 <w:rFonts w:ascii="Times New Roman" w:eastAsiaTheme="minorHAnsi" w:hAnsi="Times New Roman" w:cs="Times New Roman"/>
                 <w:sz w:val="28"/>
                 <w:szCs w:val="28"/>
-                <w:lang w:val="ru-RU"/>
               </w:rPr>
             </w:pPr>
             <w:r>
@@ -1818,7 +1827,6 @@
                 <w:rFonts w:ascii="Times New Roman" w:eastAsiaTheme="minorHAnsi" w:hAnsi="Times New Roman" w:cs="Times New Roman"/>
                 <w:sz w:val="28"/>
                 <w:szCs w:val="28"/>
-                <w:lang w:val="ru-RU"/>
               </w:rPr>
             </w:pPr>
             <w:r>
@@ -1913,7 +1921,25 @@
                 <w:szCs w:val="20"/>
                 <w:lang w:val="ru-RU"/>
               </w:rPr>
-              <w:t>, название или номер предприятия.</w:t>
+              <w:t>, название или номер предприятия</w:t>
+            </w:r>
+            <w:r>
+              <w:rPr>
+                <w:rFonts w:ascii="Times New Roman" w:eastAsiaTheme="minorHAnsi" w:hAnsi="Times New Roman" w:cs="Times New Roman"/>
+                <w:sz w:val="20"/>
+                <w:szCs w:val="20"/>
+                <w:lang w:val="ru-RU"/>
+              </w:rPr>
+              <w:t>, адрес склада</w:t>
+            </w:r>
+            <w:r>
+              <w:rPr>
+                <w:rFonts w:ascii="Times New Roman" w:eastAsiaTheme="minorHAnsi" w:hAnsi="Times New Roman" w:cs="Times New Roman"/>
+                <w:sz w:val="20"/>
+                <w:szCs w:val="20"/>
+                <w:lang w:val="ru-RU"/>
+              </w:rPr>
+              <w:t>.</w:t>
             </w:r>
           </w:p>
         </w:tc>
@@ -1934,7 +1960,6 @@
                 <w:rFonts w:ascii="Times New Roman" w:eastAsiaTheme="minorHAnsi" w:hAnsi="Times New Roman" w:cs="Times New Roman"/>
                 <w:sz w:val="28"/>
                 <w:szCs w:val="28"/>
-                <w:lang w:val="ru-RU"/>
               </w:rPr>
             </w:pPr>
             <w:r>
@@ -2038,7 +2063,43 @@
                 <w:szCs w:val="20"/>
                 <w:lang w:val="ru-RU"/>
               </w:rPr>
-              <w:t>адрес склада</w:t>
+              <w:t>адрес</w:t>
+            </w:r>
+            <w:r>
+              <w:rPr>
+                <w:rFonts w:ascii="Times New Roman" w:eastAsiaTheme="minorHAnsi" w:hAnsi="Times New Roman" w:cs="Times New Roman"/>
+                <w:sz w:val="20"/>
+                <w:szCs w:val="20"/>
+                <w:lang w:val="ru-RU"/>
+              </w:rPr>
+              <w:t xml:space="preserve"> отправляющего</w:t>
+            </w:r>
+            <w:r>
+              <w:rPr>
+                <w:rFonts w:ascii="Times New Roman" w:eastAsiaTheme="minorHAnsi" w:hAnsi="Times New Roman" w:cs="Times New Roman"/>
+                <w:sz w:val="20"/>
+                <w:szCs w:val="20"/>
+                <w:lang w:val="ru-RU"/>
+              </w:rPr>
+              <w:t xml:space="preserve"> склада</w:t>
+            </w:r>
+            <w:r>
+              <w:rPr>
+                <w:rFonts w:ascii="Times New Roman" w:eastAsiaTheme="minorHAnsi" w:hAnsi="Times New Roman" w:cs="Times New Roman"/>
+                <w:sz w:val="20"/>
+                <w:szCs w:val="20"/>
+                <w:lang w:val="ru-RU"/>
+              </w:rPr>
+              <w:t xml:space="preserve">, </w:t>
+            </w:r>
+            <w:r>
+              <w:rPr>
+                <w:rFonts w:ascii="Times New Roman" w:eastAsiaTheme="minorHAnsi" w:hAnsi="Times New Roman" w:cs="Times New Roman"/>
+                <w:sz w:val="20"/>
+                <w:szCs w:val="20"/>
+                <w:lang w:val="ru-RU"/>
+              </w:rPr>
+              <w:t>адрес принимающего склада</w:t>
             </w:r>
             <w:r>
               <w:rPr>
@@ -2068,6 +2129,7 @@
                 <w:rFonts w:ascii="Times New Roman" w:hAnsi="Times New Roman" w:cs="Times New Roman"/>
                 <w:sz w:val="28"/>
                 <w:szCs w:val="28"/>
+                <w:lang w:val="ru-RU"/>
               </w:rPr>
             </w:pPr>
             <w:r>
@@ -2119,6 +2181,13 @@
                 <w:lang w:val="ru-RU"/>
               </w:rPr>
               <w:t>Линия товаров какого- то бренда</w:t>
+            </w:r>
+            <w:r>
+              <w:rPr>
+                <w:rFonts w:ascii="Times New Roman" w:hAnsi="Times New Roman" w:cs="Times New Roman"/>
+                <w:lang w:val="ru-RU"/>
+              </w:rPr>
+              <w:t>.</w:t>
             </w:r>
           </w:p>
         </w:tc>
@@ -2144,6 +2213,278 @@
                 <w:lang w:val="ru-RU"/>
               </w:rPr>
               <w:t>Содержит название бренда, название категории, перечисление товаров.</w:t>
+            </w:r>
+          </w:p>
+        </w:tc>
+      </w:tr>
+      <w:tr>
+        <w:tblPrEx>
+          <w:jc w:val="left"/>
+        </w:tblPrEx>
+        <w:tc>
+          <w:tcPr>
+            <w:tcW w:w="988" w:type="dxa"/>
+          </w:tcPr>
+          <w:p>
+            <w:pPr>
+              <w:spacing w:before="40" w:after="40" w:line="264" w:lineRule="auto"/>
+              <w:jc w:val="center"/>
+              <w:rPr>
+                <w:rFonts w:ascii="Times New Roman" w:hAnsi="Times New Roman" w:cs="Times New Roman"/>
+                <w:sz w:val="28"/>
+                <w:szCs w:val="28"/>
+              </w:rPr>
+            </w:pPr>
+            <w:r>
+              <w:rPr>
+                <w:rFonts w:ascii="Times New Roman" w:hAnsi="Times New Roman" w:cs="Times New Roman"/>
+                <w:sz w:val="28"/>
+                <w:szCs w:val="28"/>
+              </w:rPr>
+              <w:t>E12</w:t>
+            </w:r>
+          </w:p>
+        </w:tc>
+        <w:tc>
+          <w:tcPr>
+            <w:tcW w:w="1701" w:type="dxa"/>
+          </w:tcPr>
+          <w:p>
+            <w:pPr>
+              <w:spacing w:before="40" w:after="40" w:line="264" w:lineRule="auto"/>
+              <w:rPr>
+                <w:rFonts w:ascii="Times New Roman" w:hAnsi="Times New Roman" w:cs="Times New Roman"/>
+                <w:lang w:val="ru-RU"/>
+              </w:rPr>
+            </w:pPr>
+            <w:r>
+              <w:rPr>
+                <w:rFonts w:ascii="Times New Roman" w:hAnsi="Times New Roman" w:cs="Times New Roman"/>
+                <w:lang w:val="ru-RU"/>
+              </w:rPr>
+              <w:t>Фирма-поставщик</w:t>
+            </w:r>
+          </w:p>
+        </w:tc>
+        <w:tc>
+          <w:tcPr>
+            <w:tcW w:w="2835" w:type="dxa"/>
+          </w:tcPr>
+          <w:p>
+            <w:pPr>
+              <w:spacing w:before="40" w:after="40" w:line="264" w:lineRule="auto"/>
+              <w:rPr>
+                <w:rFonts w:ascii="Times New Roman" w:hAnsi="Times New Roman" w:cs="Times New Roman"/>
+                <w:lang w:val="ru-RU"/>
+              </w:rPr>
+            </w:pPr>
+            <w:r>
+              <w:rPr>
+                <w:rFonts w:ascii="Times New Roman" w:hAnsi="Times New Roman" w:cs="Times New Roman"/>
+                <w:lang w:val="ru-RU"/>
+              </w:rPr>
+              <w:t>Фирма, поставляющая товары.</w:t>
+            </w:r>
+          </w:p>
+        </w:tc>
+        <w:tc>
+          <w:tcPr>
+            <w:tcW w:w="3821" w:type="dxa"/>
+          </w:tcPr>
+          <w:p>
+            <w:pPr>
+              <w:spacing w:before="40" w:after="40" w:line="264" w:lineRule="auto"/>
+              <w:rPr>
+                <w:rFonts w:ascii="Times New Roman" w:hAnsi="Times New Roman" w:cs="Times New Roman"/>
+                <w:sz w:val="20"/>
+                <w:szCs w:val="20"/>
+                <w:lang w:val="ru-RU"/>
+              </w:rPr>
+            </w:pPr>
+            <w:r>
+              <w:rPr>
+                <w:rFonts w:ascii="Times New Roman" w:hAnsi="Times New Roman" w:cs="Times New Roman"/>
+                <w:sz w:val="20"/>
+                <w:szCs w:val="20"/>
+                <w:lang w:val="ru-RU"/>
+              </w:rPr>
+              <w:t>Название</w:t>
+            </w:r>
+            <w:r>
+              <w:rPr>
+                <w:rFonts w:ascii="Times New Roman" w:hAnsi="Times New Roman" w:cs="Times New Roman"/>
+                <w:sz w:val="20"/>
+                <w:szCs w:val="20"/>
+              </w:rPr>
+              <w:t>/</w:t>
+            </w:r>
+            <w:r>
+              <w:rPr>
+                <w:rFonts w:ascii="Times New Roman" w:hAnsi="Times New Roman" w:cs="Times New Roman"/>
+                <w:sz w:val="20"/>
+                <w:szCs w:val="20"/>
+                <w:lang w:val="ru-RU"/>
+              </w:rPr>
+              <w:t>номер поставщика, реквизиты</w:t>
+            </w:r>
+          </w:p>
+        </w:tc>
+      </w:tr>
+      <w:tr>
+        <w:tblPrEx>
+          <w:jc w:val="left"/>
+        </w:tblPrEx>
+        <w:tc>
+          <w:tcPr>
+            <w:tcW w:w="988" w:type="dxa"/>
+          </w:tcPr>
+          <w:p>
+            <w:pPr>
+              <w:spacing w:before="40" w:after="40" w:line="264" w:lineRule="auto"/>
+              <w:jc w:val="center"/>
+              <w:rPr>
+                <w:rFonts w:ascii="Times New Roman" w:hAnsi="Times New Roman" w:cs="Times New Roman"/>
+                <w:sz w:val="28"/>
+                <w:szCs w:val="28"/>
+              </w:rPr>
+            </w:pPr>
+            <w:r>
+              <w:rPr>
+                <w:rFonts w:ascii="Times New Roman" w:hAnsi="Times New Roman" w:cs="Times New Roman"/>
+                <w:sz w:val="28"/>
+                <w:szCs w:val="28"/>
+              </w:rPr>
+              <w:t>E13</w:t>
+            </w:r>
+          </w:p>
+        </w:tc>
+        <w:tc>
+          <w:tcPr>
+            <w:tcW w:w="1701" w:type="dxa"/>
+          </w:tcPr>
+          <w:p>
+            <w:pPr>
+              <w:spacing w:before="40" w:after="40" w:line="264" w:lineRule="auto"/>
+              <w:rPr>
+                <w:rFonts w:ascii="Times New Roman" w:hAnsi="Times New Roman" w:cs="Times New Roman"/>
+                <w:lang w:val="ru-RU"/>
+              </w:rPr>
+            </w:pPr>
+            <w:r>
+              <w:rPr>
+                <w:rFonts w:ascii="Times New Roman" w:hAnsi="Times New Roman" w:cs="Times New Roman"/>
+                <w:lang w:val="ru-RU"/>
+              </w:rPr>
+              <w:t>Товарная накладная</w:t>
+            </w:r>
+          </w:p>
+        </w:tc>
+        <w:tc>
+          <w:tcPr>
+            <w:tcW w:w="2835" w:type="dxa"/>
+          </w:tcPr>
+          <w:p>
+            <w:pPr>
+              <w:spacing w:before="40" w:after="40" w:line="264" w:lineRule="auto"/>
+              <w:rPr>
+                <w:rFonts w:ascii="Times New Roman" w:hAnsi="Times New Roman" w:cs="Times New Roman"/>
+                <w:lang w:val="ru-RU"/>
+              </w:rPr>
+            </w:pPr>
+            <w:r>
+              <w:rPr>
+                <w:rFonts w:ascii="Times New Roman" w:hAnsi="Times New Roman" w:cs="Times New Roman"/>
+                <w:lang w:val="ru-RU"/>
+              </w:rPr>
+              <w:t>Документ, фиксирующий факт приема товара от поставщика</w:t>
+            </w:r>
+          </w:p>
+        </w:tc>
+        <w:tc>
+          <w:tcPr>
+            <w:tcW w:w="3821" w:type="dxa"/>
+          </w:tcPr>
+          <w:p>
+            <w:pPr>
+              <w:spacing w:before="40" w:after="40" w:line="264" w:lineRule="auto"/>
+              <w:rPr>
+                <w:rFonts w:ascii="Times New Roman" w:hAnsi="Times New Roman" w:cs="Times New Roman"/>
+                <w:sz w:val="20"/>
+                <w:szCs w:val="20"/>
+                <w:lang w:val="ru-RU"/>
+              </w:rPr>
+            </w:pPr>
+            <w:r>
+              <w:rPr>
+                <w:rFonts w:ascii="Times New Roman" w:hAnsi="Times New Roman" w:cs="Times New Roman"/>
+                <w:sz w:val="20"/>
+                <w:szCs w:val="20"/>
+                <w:lang w:val="ru-RU"/>
+              </w:rPr>
+              <w:t>Содержит номер</w:t>
+            </w:r>
+            <w:r>
+              <w:rPr>
+                <w:rFonts w:ascii="Times New Roman" w:hAnsi="Times New Roman" w:cs="Times New Roman"/>
+                <w:sz w:val="20"/>
+                <w:szCs w:val="20"/>
+                <w:lang w:val="ru-RU"/>
+              </w:rPr>
+              <w:t xml:space="preserve"> документа, номер</w:t>
+            </w:r>
+            <w:r>
+              <w:rPr>
+                <w:rFonts w:ascii="Times New Roman" w:hAnsi="Times New Roman" w:cs="Times New Roman"/>
+                <w:sz w:val="20"/>
+                <w:szCs w:val="20"/>
+                <w:lang w:val="ru-RU"/>
+              </w:rPr>
+              <w:t xml:space="preserve"> торгового предприятия, номер</w:t>
+            </w:r>
+            <w:r>
+              <w:rPr>
+                <w:rFonts w:ascii="Times New Roman" w:hAnsi="Times New Roman" w:cs="Times New Roman"/>
+                <w:sz w:val="20"/>
+                <w:szCs w:val="20"/>
+                <w:lang w:val="ru-RU"/>
+              </w:rPr>
+              <w:t>/</w:t>
+            </w:r>
+            <w:r>
+              <w:rPr>
+                <w:rFonts w:ascii="Times New Roman" w:hAnsi="Times New Roman" w:cs="Times New Roman"/>
+                <w:sz w:val="20"/>
+                <w:szCs w:val="20"/>
+                <w:lang w:val="ru-RU"/>
+              </w:rPr>
+              <w:t>название поставщика, номер документа перемещения</w:t>
+            </w:r>
+            <w:r>
+              <w:rPr>
+                <w:rFonts w:ascii="Times New Roman" w:hAnsi="Times New Roman" w:cs="Times New Roman"/>
+                <w:sz w:val="20"/>
+                <w:szCs w:val="20"/>
+                <w:lang w:val="ru-RU"/>
+              </w:rPr>
+              <w:t>/</w:t>
+            </w:r>
+            <w:r>
+              <w:rPr>
+                <w:rFonts w:ascii="Times New Roman" w:hAnsi="Times New Roman" w:cs="Times New Roman"/>
+                <w:sz w:val="20"/>
+                <w:szCs w:val="20"/>
+                <w:lang w:val="ru-RU"/>
+              </w:rPr>
+              <w:t xml:space="preserve">передачи, дата поставки товара, </w:t>
+            </w:r>
+            <w:r>
+              <w:rPr>
+                <w:rFonts w:ascii="Times New Roman" w:hAnsi="Times New Roman" w:cs="Times New Roman"/>
+                <w:sz w:val="20"/>
+                <w:szCs w:val="20"/>
+                <w:lang w:val="ru-RU"/>
+              </w:rPr>
+              <w:t>сотрудник принявший товар.</w:t>
             </w:r>
           </w:p>
         </w:tc>
@@ -2156,70 +2497,13 @@
           <w:sz w:val="28"/>
           <w:szCs w:val="28"/>
         </w:rPr>
+        <w:sectPr>
+          <w:pgSz w:w="11906" w:h="16838"/>
+          <w:pgMar w:top="1134" w:right="850" w:bottom="1134" w:left="1701" w:header="708" w:footer="708" w:gutter="0"/>
+          <w:cols w:space="708"/>
+          <w:docGrid w:linePitch="360"/>
+        </w:sectPr>
       </w:pPr>
-    </w:p>
-    <w:p>
-      <w:pPr>
-        <w:rPr>
-          <w:rFonts w:ascii="Times New Roman" w:hAnsi="Times New Roman" w:cs="Times New Roman"/>
-          <w:sz w:val="28"/>
-          <w:szCs w:val="28"/>
-        </w:rPr>
-      </w:pPr>
-    </w:p>
-    <w:p>
-      <w:pPr>
-        <w:rPr>
-          <w:rFonts w:ascii="Times New Roman" w:hAnsi="Times New Roman" w:cs="Times New Roman"/>
-          <w:sz w:val="28"/>
-          <w:szCs w:val="28"/>
-        </w:rPr>
-      </w:pPr>
-    </w:p>
-    <w:p>
-      <w:pPr>
-        <w:rPr>
-          <w:rFonts w:ascii="Times New Roman" w:hAnsi="Times New Roman" w:cs="Times New Roman"/>
-          <w:sz w:val="28"/>
-          <w:szCs w:val="28"/>
-        </w:rPr>
-      </w:pPr>
-    </w:p>
-    <w:p>
-      <w:pPr>
-        <w:rPr>
-          <w:rFonts w:ascii="Times New Roman" w:hAnsi="Times New Roman" w:cs="Times New Roman"/>
-          <w:sz w:val="28"/>
-          <w:szCs w:val="28"/>
-        </w:rPr>
-      </w:pPr>
-    </w:p>
-    <w:p>
-      <w:pPr>
-        <w:rPr>
-          <w:rFonts w:ascii="Times New Roman" w:hAnsi="Times New Roman" w:cs="Times New Roman"/>
-          <w:sz w:val="28"/>
-          <w:szCs w:val="28"/>
-        </w:rPr>
-      </w:pPr>
-    </w:p>
-    <w:p>
-      <w:pPr>
-        <w:rPr>
-          <w:rFonts w:ascii="Times New Roman" w:hAnsi="Times New Roman" w:cs="Times New Roman"/>
-          <w:sz w:val="28"/>
-          <w:szCs w:val="28"/>
-        </w:rPr>
-      </w:pPr>
-      <w:r>
-        <w:rPr>
-          <w:rFonts w:ascii="Times New Roman" w:hAnsi="Times New Roman" w:cs="Times New Roman"/>
-          <w:sz w:val="28"/>
-          <w:szCs w:val="28"/>
-        </w:rPr>
-        <w:lastRenderedPageBreak/>
-        <w:tab/>
-      </w:r>
     </w:p>
     <w:p>
       <w:pPr>
@@ -2250,7 +2534,7 @@
     <w:tbl>
       <w:tblPr>
         <w:tblStyle w:val="a4"/>
-        <w:tblW w:w="9521" w:type="dxa"/>
+        <w:tblW w:w="10893" w:type="dxa"/>
         <w:tblLook w:val="04A0" w:firstRow="1" w:lastRow="0" w:firstColumn="1" w:lastColumn="0" w:noHBand="0" w:noVBand="1"/>
       </w:tblPr>
       <w:tblGrid>
@@ -2267,26 +2551,28 @@
         <w:gridCol w:w="624"/>
         <w:gridCol w:w="686"/>
         <w:gridCol w:w="686"/>
+        <w:gridCol w:w="686"/>
+        <w:gridCol w:w="686"/>
       </w:tblGrid>
       <w:tr>
         <w:tc>
           <w:tcPr>
-            <w:tcW w:w="850" w:type="dxa"/>
-          </w:tcPr>
-          <w:p>
-            <w:pPr>
-              <w:jc w:val="center"/>
-              <w:rPr>
-                <w:rFonts w:ascii="Times New Roman" w:hAnsi="Times New Roman" w:cs="Times New Roman"/>
-                <w:sz w:val="28"/>
-                <w:szCs w:val="28"/>
-              </w:rPr>
-            </w:pPr>
-          </w:p>
-        </w:tc>
-        <w:tc>
-          <w:tcPr>
-            <w:tcW w:w="732" w:type="dxa"/>
+            <w:tcW w:w="1847" w:type="dxa"/>
+          </w:tcPr>
+          <w:p>
+            <w:pPr>
+              <w:jc w:val="center"/>
+              <w:rPr>
+                <w:rFonts w:ascii="Times New Roman" w:hAnsi="Times New Roman" w:cs="Times New Roman"/>
+                <w:sz w:val="28"/>
+                <w:szCs w:val="28"/>
+              </w:rPr>
+            </w:pPr>
+          </w:p>
+        </w:tc>
+        <w:tc>
+          <w:tcPr>
+            <w:tcW w:w="689" w:type="dxa"/>
             <w:shd w:val="clear" w:color="auto" w:fill="E7E6E6" w:themeFill="background2"/>
           </w:tcPr>
           <w:p>
@@ -2302,7 +2588,7 @@
         </w:tc>
         <w:tc>
           <w:tcPr>
-            <w:tcW w:w="721" w:type="dxa"/>
+            <w:tcW w:w="623" w:type="dxa"/>
             <w:shd w:val="clear" w:color="auto" w:fill="E7E6E6" w:themeFill="background2"/>
           </w:tcPr>
           <w:p>
@@ -2326,7 +2612,7 @@
         </w:tc>
         <w:tc>
           <w:tcPr>
-            <w:tcW w:w="722" w:type="dxa"/>
+            <w:tcW w:w="624" w:type="dxa"/>
             <w:shd w:val="clear" w:color="auto" w:fill="E7E6E6" w:themeFill="background2"/>
           </w:tcPr>
           <w:p>
@@ -2350,7 +2636,7 @@
         </w:tc>
         <w:tc>
           <w:tcPr>
-            <w:tcW w:w="722" w:type="dxa"/>
+            <w:tcW w:w="624" w:type="dxa"/>
             <w:shd w:val="clear" w:color="auto" w:fill="E7E6E6" w:themeFill="background2"/>
           </w:tcPr>
           <w:p>
@@ -2374,7 +2660,7 @@
         </w:tc>
         <w:tc>
           <w:tcPr>
-            <w:tcW w:w="721" w:type="dxa"/>
+            <w:tcW w:w="623" w:type="dxa"/>
             <w:shd w:val="clear" w:color="auto" w:fill="E7E6E6" w:themeFill="background2"/>
           </w:tcPr>
           <w:p>
@@ -2398,7 +2684,7 @@
         </w:tc>
         <w:tc>
           <w:tcPr>
-            <w:tcW w:w="722" w:type="dxa"/>
+            <w:tcW w:w="624" w:type="dxa"/>
             <w:shd w:val="clear" w:color="auto" w:fill="E7E6E6" w:themeFill="background2"/>
           </w:tcPr>
           <w:p>
@@ -2422,7 +2708,7 @@
         </w:tc>
         <w:tc>
           <w:tcPr>
-            <w:tcW w:w="722" w:type="dxa"/>
+            <w:tcW w:w="624" w:type="dxa"/>
             <w:shd w:val="clear" w:color="auto" w:fill="E7E6E6" w:themeFill="background2"/>
           </w:tcPr>
           <w:p>
@@ -2446,7 +2732,7 @@
         </w:tc>
         <w:tc>
           <w:tcPr>
-            <w:tcW w:w="722" w:type="dxa"/>
+            <w:tcW w:w="624" w:type="dxa"/>
             <w:shd w:val="clear" w:color="auto" w:fill="E7E6E6" w:themeFill="background2"/>
           </w:tcPr>
           <w:p>
@@ -2470,7 +2756,7 @@
         </w:tc>
         <w:tc>
           <w:tcPr>
-            <w:tcW w:w="721" w:type="dxa"/>
+            <w:tcW w:w="623" w:type="dxa"/>
             <w:shd w:val="clear" w:color="auto" w:fill="E7E6E6" w:themeFill="background2"/>
           </w:tcPr>
           <w:p>
@@ -2494,7 +2780,7 @@
         </w:tc>
         <w:tc>
           <w:tcPr>
-            <w:tcW w:w="722" w:type="dxa"/>
+            <w:tcW w:w="624" w:type="dxa"/>
             <w:shd w:val="clear" w:color="auto" w:fill="E7E6E6" w:themeFill="background2"/>
           </w:tcPr>
           <w:p>
@@ -2518,7 +2804,7 @@
         </w:tc>
         <w:tc>
           <w:tcPr>
-            <w:tcW w:w="722" w:type="dxa"/>
+            <w:tcW w:w="686" w:type="dxa"/>
             <w:shd w:val="clear" w:color="auto" w:fill="E7E6E6" w:themeFill="background2"/>
           </w:tcPr>
           <w:p>
@@ -2542,7 +2828,7 @@
         </w:tc>
         <w:tc>
           <w:tcPr>
-            <w:tcW w:w="722" w:type="dxa"/>
+            <w:tcW w:w="686" w:type="dxa"/>
             <w:shd w:val="clear" w:color="auto" w:fill="E7E6E6" w:themeFill="background2"/>
           </w:tcPr>
           <w:p>
@@ -2561,6 +2847,54 @@
                 <w:szCs w:val="28"/>
               </w:rPr>
               <w:t>E11</w:t>
+            </w:r>
+          </w:p>
+        </w:tc>
+        <w:tc>
+          <w:tcPr>
+            <w:tcW w:w="686" w:type="dxa"/>
+            <w:shd w:val="clear" w:color="auto" w:fill="E7E6E6" w:themeFill="background2"/>
+          </w:tcPr>
+          <w:p>
+            <w:pPr>
+              <w:jc w:val="center"/>
+              <w:rPr>
+                <w:rFonts w:ascii="Times New Roman" w:hAnsi="Times New Roman" w:cs="Times New Roman"/>
+                <w:sz w:val="28"/>
+                <w:szCs w:val="28"/>
+              </w:rPr>
+            </w:pPr>
+            <w:r>
+              <w:rPr>
+                <w:rFonts w:ascii="Times New Roman" w:hAnsi="Times New Roman" w:cs="Times New Roman"/>
+                <w:sz w:val="28"/>
+                <w:szCs w:val="28"/>
+              </w:rPr>
+              <w:t>E12</w:t>
+            </w:r>
+          </w:p>
+        </w:tc>
+        <w:tc>
+          <w:tcPr>
+            <w:tcW w:w="686" w:type="dxa"/>
+            <w:shd w:val="clear" w:color="auto" w:fill="E7E6E6" w:themeFill="background2"/>
+          </w:tcPr>
+          <w:p>
+            <w:pPr>
+              <w:jc w:val="center"/>
+              <w:rPr>
+                <w:rFonts w:ascii="Times New Roman" w:hAnsi="Times New Roman" w:cs="Times New Roman"/>
+                <w:sz w:val="28"/>
+                <w:szCs w:val="28"/>
+              </w:rPr>
+            </w:pPr>
+            <w:r>
+              <w:rPr>
+                <w:rFonts w:ascii="Times New Roman" w:hAnsi="Times New Roman" w:cs="Times New Roman"/>
+                <w:sz w:val="28"/>
+                <w:szCs w:val="28"/>
+              </w:rPr>
+              <w:t>E13</w:t>
             </w:r>
           </w:p>
         </w:tc>
@@ -2568,7 +2902,7 @@
       <w:tr>
         <w:tc>
           <w:tcPr>
-            <w:tcW w:w="850" w:type="dxa"/>
+            <w:tcW w:w="1847" w:type="dxa"/>
           </w:tcPr>
           <w:p>
             <w:pPr>
@@ -2595,7 +2929,7 @@
         </w:tc>
         <w:tc>
           <w:tcPr>
-            <w:tcW w:w="732" w:type="dxa"/>
+            <w:tcW w:w="689" w:type="dxa"/>
             <w:shd w:val="clear" w:color="auto" w:fill="E7E6E6" w:themeFill="background2"/>
           </w:tcPr>
           <w:p>
@@ -2619,7 +2953,7 @@
         </w:tc>
         <w:tc>
           <w:tcPr>
-            <w:tcW w:w="721" w:type="dxa"/>
+            <w:tcW w:w="623" w:type="dxa"/>
           </w:tcPr>
           <w:p>
             <w:pPr>
@@ -2642,7 +2976,8 @@
         </w:tc>
         <w:tc>
           <w:tcPr>
-            <w:tcW w:w="722" w:type="dxa"/>
+            <w:tcW w:w="624" w:type="dxa"/>
+            <w:shd w:val="clear" w:color="auto" w:fill="FFFF00"/>
           </w:tcPr>
           <w:p>
             <w:pPr>
@@ -2665,82 +3000,92 @@
         </w:tc>
         <w:tc>
           <w:tcPr>
-            <w:tcW w:w="722" w:type="dxa"/>
-          </w:tcPr>
-          <w:p>
-            <w:pPr>
-              <w:jc w:val="center"/>
-              <w:rPr>
-                <w:rFonts w:ascii="Times New Roman" w:hAnsi="Times New Roman" w:cs="Times New Roman"/>
-                <w:sz w:val="28"/>
-                <w:szCs w:val="28"/>
-              </w:rPr>
-            </w:pPr>
-          </w:p>
-        </w:tc>
-        <w:tc>
-          <w:tcPr>
-            <w:tcW w:w="721" w:type="dxa"/>
-          </w:tcPr>
-          <w:p>
-            <w:pPr>
-              <w:jc w:val="center"/>
-              <w:rPr>
-                <w:rFonts w:ascii="Times New Roman" w:hAnsi="Times New Roman" w:cs="Times New Roman"/>
-                <w:sz w:val="28"/>
-                <w:szCs w:val="28"/>
-              </w:rPr>
-            </w:pPr>
-          </w:p>
-        </w:tc>
-        <w:tc>
-          <w:tcPr>
-            <w:tcW w:w="722" w:type="dxa"/>
-          </w:tcPr>
-          <w:p>
-            <w:pPr>
-              <w:jc w:val="center"/>
-              <w:rPr>
-                <w:rFonts w:ascii="Times New Roman" w:hAnsi="Times New Roman" w:cs="Times New Roman"/>
-                <w:sz w:val="28"/>
-                <w:szCs w:val="28"/>
-              </w:rPr>
-            </w:pPr>
-          </w:p>
-        </w:tc>
-        <w:tc>
-          <w:tcPr>
-            <w:tcW w:w="722" w:type="dxa"/>
-          </w:tcPr>
-          <w:p>
-            <w:pPr>
-              <w:jc w:val="center"/>
-              <w:rPr>
-                <w:rFonts w:ascii="Times New Roman" w:hAnsi="Times New Roman" w:cs="Times New Roman"/>
-                <w:sz w:val="28"/>
-                <w:szCs w:val="28"/>
-              </w:rPr>
-            </w:pPr>
-          </w:p>
-        </w:tc>
-        <w:tc>
-          <w:tcPr>
-            <w:tcW w:w="722" w:type="dxa"/>
-          </w:tcPr>
-          <w:p>
-            <w:pPr>
-              <w:jc w:val="center"/>
-              <w:rPr>
-                <w:rFonts w:ascii="Times New Roman" w:hAnsi="Times New Roman" w:cs="Times New Roman"/>
-                <w:sz w:val="28"/>
-                <w:szCs w:val="28"/>
-              </w:rPr>
-            </w:pPr>
-          </w:p>
-        </w:tc>
-        <w:tc>
-          <w:tcPr>
-            <w:tcW w:w="721" w:type="dxa"/>
+            <w:tcW w:w="624" w:type="dxa"/>
+            <w:shd w:val="clear" w:color="auto" w:fill="92D050"/>
+          </w:tcPr>
+          <w:p>
+            <w:pPr>
+              <w:jc w:val="center"/>
+              <w:rPr>
+                <w:rFonts w:ascii="Times New Roman" w:hAnsi="Times New Roman" w:cs="Times New Roman"/>
+                <w:sz w:val="28"/>
+                <w:szCs w:val="28"/>
+              </w:rPr>
+            </w:pPr>
+            <w:r>
+              <w:rPr>
+                <w:rFonts w:ascii="Times New Roman" w:hAnsi="Times New Roman" w:cs="Times New Roman"/>
+                <w:sz w:val="28"/>
+                <w:szCs w:val="28"/>
+              </w:rPr>
+              <w:t>1:1</w:t>
+            </w:r>
+          </w:p>
+        </w:tc>
+        <w:tc>
+          <w:tcPr>
+            <w:tcW w:w="623" w:type="dxa"/>
+          </w:tcPr>
+          <w:p>
+            <w:pPr>
+              <w:jc w:val="center"/>
+              <w:rPr>
+                <w:rFonts w:ascii="Times New Roman" w:hAnsi="Times New Roman" w:cs="Times New Roman"/>
+                <w:sz w:val="28"/>
+                <w:szCs w:val="28"/>
+              </w:rPr>
+            </w:pPr>
+          </w:p>
+        </w:tc>
+        <w:tc>
+          <w:tcPr>
+            <w:tcW w:w="624" w:type="dxa"/>
+          </w:tcPr>
+          <w:p>
+            <w:pPr>
+              <w:jc w:val="center"/>
+              <w:rPr>
+                <w:rFonts w:ascii="Times New Roman" w:hAnsi="Times New Roman" w:cs="Times New Roman"/>
+                <w:sz w:val="28"/>
+                <w:szCs w:val="28"/>
+              </w:rPr>
+            </w:pPr>
+          </w:p>
+        </w:tc>
+        <w:tc>
+          <w:tcPr>
+            <w:tcW w:w="624" w:type="dxa"/>
+          </w:tcPr>
+          <w:p>
+            <w:pPr>
+              <w:jc w:val="center"/>
+              <w:rPr>
+                <w:rFonts w:ascii="Times New Roman" w:hAnsi="Times New Roman" w:cs="Times New Roman"/>
+                <w:sz w:val="28"/>
+                <w:szCs w:val="28"/>
+              </w:rPr>
+            </w:pPr>
+          </w:p>
+        </w:tc>
+        <w:tc>
+          <w:tcPr>
+            <w:tcW w:w="624" w:type="dxa"/>
+          </w:tcPr>
+          <w:p>
+            <w:pPr>
+              <w:jc w:val="center"/>
+              <w:rPr>
+                <w:rFonts w:ascii="Times New Roman" w:hAnsi="Times New Roman" w:cs="Times New Roman"/>
+                <w:sz w:val="28"/>
+                <w:szCs w:val="28"/>
+              </w:rPr>
+            </w:pPr>
+          </w:p>
+        </w:tc>
+        <w:tc>
+          <w:tcPr>
+            <w:tcW w:w="623" w:type="dxa"/>
+            <w:shd w:val="clear" w:color="auto" w:fill="FFFF00"/>
           </w:tcPr>
           <w:p>
             <w:pPr>
@@ -2765,7 +3110,8 @@
         </w:tc>
         <w:tc>
           <w:tcPr>
-            <w:tcW w:w="722" w:type="dxa"/>
+            <w:tcW w:w="624" w:type="dxa"/>
+            <w:shd w:val="clear" w:color="auto" w:fill="FFFF00"/>
           </w:tcPr>
           <w:p>
             <w:pPr>
@@ -2790,7 +3136,8 @@
         </w:tc>
         <w:tc>
           <w:tcPr>
-            <w:tcW w:w="722" w:type="dxa"/>
+            <w:tcW w:w="686" w:type="dxa"/>
+            <w:shd w:val="clear" w:color="auto" w:fill="FFFF00"/>
           </w:tcPr>
           <w:p>
             <w:pPr>
@@ -2815,24 +3162,65 @@
         </w:tc>
         <w:tc>
           <w:tcPr>
-            <w:tcW w:w="722" w:type="dxa"/>
-          </w:tcPr>
-          <w:p>
-            <w:pPr>
-              <w:jc w:val="center"/>
-              <w:rPr>
-                <w:rFonts w:ascii="Times New Roman" w:hAnsi="Times New Roman" w:cs="Times New Roman"/>
-                <w:sz w:val="28"/>
-                <w:szCs w:val="28"/>
-              </w:rPr>
-            </w:pPr>
+            <w:tcW w:w="686" w:type="dxa"/>
+          </w:tcPr>
+          <w:p>
+            <w:pPr>
+              <w:jc w:val="center"/>
+              <w:rPr>
+                <w:rFonts w:ascii="Times New Roman" w:hAnsi="Times New Roman" w:cs="Times New Roman"/>
+                <w:sz w:val="28"/>
+                <w:szCs w:val="28"/>
+              </w:rPr>
+            </w:pPr>
+          </w:p>
+        </w:tc>
+        <w:tc>
+          <w:tcPr>
+            <w:tcW w:w="686" w:type="dxa"/>
+          </w:tcPr>
+          <w:p>
+            <w:pPr>
+              <w:jc w:val="center"/>
+              <w:rPr>
+                <w:rFonts w:ascii="Times New Roman" w:hAnsi="Times New Roman" w:cs="Times New Roman"/>
+                <w:sz w:val="28"/>
+                <w:szCs w:val="28"/>
+              </w:rPr>
+            </w:pPr>
+          </w:p>
+        </w:tc>
+        <w:tc>
+          <w:tcPr>
+            <w:tcW w:w="686" w:type="dxa"/>
+            <w:shd w:val="clear" w:color="auto" w:fill="FFFF00"/>
+          </w:tcPr>
+          <w:p>
+            <w:pPr>
+              <w:jc w:val="center"/>
+              <w:rPr>
+                <w:rFonts w:ascii="Times New Roman" w:hAnsi="Times New Roman" w:cs="Times New Roman"/>
+                <w:sz w:val="28"/>
+                <w:szCs w:val="28"/>
+              </w:rPr>
+            </w:pPr>
+            <w:proofErr w:type="gramStart"/>
+            <w:r>
+              <w:rPr>
+                <w:rFonts w:ascii="Times New Roman" w:hAnsi="Times New Roman" w:cs="Times New Roman"/>
+                <w:sz w:val="28"/>
+                <w:szCs w:val="28"/>
+              </w:rPr>
+              <w:t>1:n</w:t>
+            </w:r>
+            <w:proofErr w:type="gramEnd"/>
           </w:p>
         </w:tc>
       </w:tr>
       <w:tr>
         <w:tc>
           <w:tcPr>
-            <w:tcW w:w="850" w:type="dxa"/>
+            <w:tcW w:w="1847" w:type="dxa"/>
           </w:tcPr>
           <w:p>
             <w:pPr>
@@ -2859,7 +3247,7 @@
         </w:tc>
         <w:tc>
           <w:tcPr>
-            <w:tcW w:w="732" w:type="dxa"/>
+            <w:tcW w:w="689" w:type="dxa"/>
             <w:shd w:val="clear" w:color="auto" w:fill="E7E6E6" w:themeFill="background2"/>
           </w:tcPr>
           <w:p>
@@ -2883,7 +3271,8 @@
         </w:tc>
         <w:tc>
           <w:tcPr>
-            <w:tcW w:w="721" w:type="dxa"/>
+            <w:tcW w:w="623" w:type="dxa"/>
+            <w:shd w:val="clear" w:color="auto" w:fill="FFFF00"/>
           </w:tcPr>
           <w:p>
             <w:pPr>
@@ -2908,7 +3297,7 @@
         </w:tc>
         <w:tc>
           <w:tcPr>
-            <w:tcW w:w="722" w:type="dxa"/>
+            <w:tcW w:w="624" w:type="dxa"/>
           </w:tcPr>
           <w:p>
             <w:pPr>
@@ -2931,127 +3320,157 @@
         </w:tc>
         <w:tc>
           <w:tcPr>
-            <w:tcW w:w="722" w:type="dxa"/>
-          </w:tcPr>
-          <w:p>
-            <w:pPr>
-              <w:jc w:val="center"/>
-              <w:rPr>
-                <w:rFonts w:ascii="Times New Roman" w:hAnsi="Times New Roman" w:cs="Times New Roman"/>
-                <w:sz w:val="28"/>
-                <w:szCs w:val="28"/>
-              </w:rPr>
-            </w:pPr>
-          </w:p>
-        </w:tc>
-        <w:tc>
-          <w:tcPr>
-            <w:tcW w:w="721" w:type="dxa"/>
-          </w:tcPr>
-          <w:p>
-            <w:pPr>
-              <w:jc w:val="center"/>
-              <w:rPr>
-                <w:rFonts w:ascii="Times New Roman" w:hAnsi="Times New Roman" w:cs="Times New Roman"/>
-                <w:sz w:val="28"/>
-                <w:szCs w:val="28"/>
-              </w:rPr>
-            </w:pPr>
-          </w:p>
-        </w:tc>
-        <w:tc>
-          <w:tcPr>
-            <w:tcW w:w="722" w:type="dxa"/>
-          </w:tcPr>
-          <w:p>
-            <w:pPr>
-              <w:jc w:val="center"/>
-              <w:rPr>
-                <w:rFonts w:ascii="Times New Roman" w:hAnsi="Times New Roman" w:cs="Times New Roman"/>
-                <w:sz w:val="28"/>
-                <w:szCs w:val="28"/>
-              </w:rPr>
-            </w:pPr>
-          </w:p>
-        </w:tc>
-        <w:tc>
-          <w:tcPr>
-            <w:tcW w:w="722" w:type="dxa"/>
-          </w:tcPr>
-          <w:p>
-            <w:pPr>
-              <w:jc w:val="center"/>
-              <w:rPr>
-                <w:rFonts w:ascii="Times New Roman" w:hAnsi="Times New Roman" w:cs="Times New Roman"/>
-                <w:sz w:val="28"/>
-                <w:szCs w:val="28"/>
-              </w:rPr>
-            </w:pPr>
-          </w:p>
-        </w:tc>
-        <w:tc>
-          <w:tcPr>
-            <w:tcW w:w="722" w:type="dxa"/>
-          </w:tcPr>
-          <w:p>
-            <w:pPr>
-              <w:jc w:val="center"/>
-              <w:rPr>
-                <w:rFonts w:ascii="Times New Roman" w:hAnsi="Times New Roman" w:cs="Times New Roman"/>
-                <w:sz w:val="28"/>
-                <w:szCs w:val="28"/>
-              </w:rPr>
-            </w:pPr>
-          </w:p>
-        </w:tc>
-        <w:tc>
-          <w:tcPr>
-            <w:tcW w:w="721" w:type="dxa"/>
-          </w:tcPr>
-          <w:p>
-            <w:pPr>
-              <w:jc w:val="center"/>
-              <w:rPr>
-                <w:rFonts w:ascii="Times New Roman" w:hAnsi="Times New Roman" w:cs="Times New Roman"/>
-                <w:sz w:val="28"/>
-                <w:szCs w:val="28"/>
-              </w:rPr>
-            </w:pPr>
-          </w:p>
-        </w:tc>
-        <w:tc>
-          <w:tcPr>
-            <w:tcW w:w="722" w:type="dxa"/>
-          </w:tcPr>
-          <w:p>
-            <w:pPr>
-              <w:jc w:val="center"/>
-              <w:rPr>
-                <w:rFonts w:ascii="Times New Roman" w:hAnsi="Times New Roman" w:cs="Times New Roman"/>
-                <w:sz w:val="28"/>
-                <w:szCs w:val="28"/>
-              </w:rPr>
-            </w:pPr>
-          </w:p>
-        </w:tc>
-        <w:tc>
-          <w:tcPr>
-            <w:tcW w:w="722" w:type="dxa"/>
-          </w:tcPr>
-          <w:p>
-            <w:pPr>
-              <w:jc w:val="center"/>
-              <w:rPr>
-                <w:rFonts w:ascii="Times New Roman" w:hAnsi="Times New Roman" w:cs="Times New Roman"/>
-                <w:sz w:val="28"/>
-                <w:szCs w:val="28"/>
-              </w:rPr>
-            </w:pPr>
-          </w:p>
-        </w:tc>
-        <w:tc>
-          <w:tcPr>
-            <w:tcW w:w="722" w:type="dxa"/>
+            <w:tcW w:w="624" w:type="dxa"/>
+          </w:tcPr>
+          <w:p>
+            <w:pPr>
+              <w:jc w:val="center"/>
+              <w:rPr>
+                <w:rFonts w:ascii="Times New Roman" w:hAnsi="Times New Roman" w:cs="Times New Roman"/>
+                <w:sz w:val="28"/>
+                <w:szCs w:val="28"/>
+              </w:rPr>
+            </w:pPr>
+          </w:p>
+        </w:tc>
+        <w:tc>
+          <w:tcPr>
+            <w:tcW w:w="623" w:type="dxa"/>
+          </w:tcPr>
+          <w:p>
+            <w:pPr>
+              <w:jc w:val="center"/>
+              <w:rPr>
+                <w:rFonts w:ascii="Times New Roman" w:hAnsi="Times New Roman" w:cs="Times New Roman"/>
+                <w:sz w:val="28"/>
+                <w:szCs w:val="28"/>
+              </w:rPr>
+            </w:pPr>
+          </w:p>
+        </w:tc>
+        <w:tc>
+          <w:tcPr>
+            <w:tcW w:w="624" w:type="dxa"/>
+          </w:tcPr>
+          <w:p>
+            <w:pPr>
+              <w:jc w:val="center"/>
+              <w:rPr>
+                <w:rFonts w:ascii="Times New Roman" w:hAnsi="Times New Roman" w:cs="Times New Roman"/>
+                <w:sz w:val="28"/>
+                <w:szCs w:val="28"/>
+              </w:rPr>
+            </w:pPr>
+          </w:p>
+        </w:tc>
+        <w:tc>
+          <w:tcPr>
+            <w:tcW w:w="624" w:type="dxa"/>
+          </w:tcPr>
+          <w:p>
+            <w:pPr>
+              <w:jc w:val="center"/>
+              <w:rPr>
+                <w:rFonts w:ascii="Times New Roman" w:hAnsi="Times New Roman" w:cs="Times New Roman"/>
+                <w:sz w:val="28"/>
+                <w:szCs w:val="28"/>
+              </w:rPr>
+            </w:pPr>
+          </w:p>
+        </w:tc>
+        <w:tc>
+          <w:tcPr>
+            <w:tcW w:w="624" w:type="dxa"/>
+          </w:tcPr>
+          <w:p>
+            <w:pPr>
+              <w:jc w:val="center"/>
+              <w:rPr>
+                <w:rFonts w:ascii="Times New Roman" w:hAnsi="Times New Roman" w:cs="Times New Roman"/>
+                <w:sz w:val="28"/>
+                <w:szCs w:val="28"/>
+              </w:rPr>
+            </w:pPr>
+          </w:p>
+        </w:tc>
+        <w:tc>
+          <w:tcPr>
+            <w:tcW w:w="623" w:type="dxa"/>
+          </w:tcPr>
+          <w:p>
+            <w:pPr>
+              <w:jc w:val="center"/>
+              <w:rPr>
+                <w:rFonts w:ascii="Times New Roman" w:hAnsi="Times New Roman" w:cs="Times New Roman"/>
+                <w:sz w:val="28"/>
+                <w:szCs w:val="28"/>
+              </w:rPr>
+            </w:pPr>
+          </w:p>
+        </w:tc>
+        <w:tc>
+          <w:tcPr>
+            <w:tcW w:w="624" w:type="dxa"/>
+          </w:tcPr>
+          <w:p>
+            <w:pPr>
+              <w:jc w:val="center"/>
+              <w:rPr>
+                <w:rFonts w:ascii="Times New Roman" w:hAnsi="Times New Roman" w:cs="Times New Roman"/>
+                <w:sz w:val="28"/>
+                <w:szCs w:val="28"/>
+              </w:rPr>
+            </w:pPr>
+          </w:p>
+        </w:tc>
+        <w:tc>
+          <w:tcPr>
+            <w:tcW w:w="686" w:type="dxa"/>
+          </w:tcPr>
+          <w:p>
+            <w:pPr>
+              <w:jc w:val="center"/>
+              <w:rPr>
+                <w:rFonts w:ascii="Times New Roman" w:hAnsi="Times New Roman" w:cs="Times New Roman"/>
+                <w:sz w:val="28"/>
+                <w:szCs w:val="28"/>
+              </w:rPr>
+            </w:pPr>
+          </w:p>
+        </w:tc>
+        <w:tc>
+          <w:tcPr>
+            <w:tcW w:w="686" w:type="dxa"/>
+          </w:tcPr>
+          <w:p>
+            <w:pPr>
+              <w:jc w:val="center"/>
+              <w:rPr>
+                <w:rFonts w:ascii="Times New Roman" w:hAnsi="Times New Roman" w:cs="Times New Roman"/>
+                <w:sz w:val="28"/>
+                <w:szCs w:val="28"/>
+              </w:rPr>
+            </w:pPr>
+          </w:p>
+        </w:tc>
+        <w:tc>
+          <w:tcPr>
+            <w:tcW w:w="686" w:type="dxa"/>
+          </w:tcPr>
+          <w:p>
+            <w:pPr>
+              <w:jc w:val="center"/>
+              <w:rPr>
+                <w:rFonts w:ascii="Times New Roman" w:hAnsi="Times New Roman" w:cs="Times New Roman"/>
+                <w:sz w:val="28"/>
+                <w:szCs w:val="28"/>
+              </w:rPr>
+            </w:pPr>
+          </w:p>
+        </w:tc>
+        <w:tc>
+          <w:tcPr>
+            <w:tcW w:w="686" w:type="dxa"/>
           </w:tcPr>
           <w:p>
             <w:pPr>
@@ -3068,7 +3487,7 @@
       <w:tr>
         <w:tc>
           <w:tcPr>
-            <w:tcW w:w="850" w:type="dxa"/>
+            <w:tcW w:w="1847" w:type="dxa"/>
           </w:tcPr>
           <w:p>
             <w:pPr>
@@ -3095,7 +3514,7 @@
         </w:tc>
         <w:tc>
           <w:tcPr>
-            <w:tcW w:w="732" w:type="dxa"/>
+            <w:tcW w:w="689" w:type="dxa"/>
             <w:shd w:val="clear" w:color="auto" w:fill="E7E6E6" w:themeFill="background2"/>
           </w:tcPr>
           <w:p>
@@ -3119,37 +3538,55 @@
         </w:tc>
         <w:tc>
           <w:tcPr>
-            <w:tcW w:w="721" w:type="dxa"/>
-          </w:tcPr>
-          <w:p>
-            <w:pPr>
-              <w:jc w:val="center"/>
-              <w:rPr>
-                <w:rFonts w:ascii="Times New Roman" w:hAnsi="Times New Roman" w:cs="Times New Roman"/>
-                <w:sz w:val="28"/>
-                <w:szCs w:val="28"/>
-              </w:rPr>
-            </w:pPr>
-          </w:p>
-        </w:tc>
-        <w:tc>
-          <w:tcPr>
-            <w:tcW w:w="722" w:type="dxa"/>
-          </w:tcPr>
-          <w:p>
-            <w:pPr>
-              <w:jc w:val="center"/>
-              <w:rPr>
-                <w:rFonts w:ascii="Times New Roman" w:hAnsi="Times New Roman" w:cs="Times New Roman"/>
-                <w:sz w:val="28"/>
-                <w:szCs w:val="28"/>
-              </w:rPr>
-            </w:pPr>
-          </w:p>
-        </w:tc>
-        <w:tc>
-          <w:tcPr>
-            <w:tcW w:w="722" w:type="dxa"/>
+            <w:tcW w:w="623" w:type="dxa"/>
+            <w:shd w:val="clear" w:color="auto" w:fill="92D050"/>
+          </w:tcPr>
+          <w:p>
+            <w:pPr>
+              <w:jc w:val="center"/>
+              <w:rPr>
+                <w:rFonts w:ascii="Times New Roman" w:hAnsi="Times New Roman" w:cs="Times New Roman"/>
+                <w:sz w:val="28"/>
+                <w:szCs w:val="28"/>
+              </w:rPr>
+            </w:pPr>
+            <w:r>
+              <w:rPr>
+                <w:rFonts w:ascii="Times New Roman" w:hAnsi="Times New Roman" w:cs="Times New Roman"/>
+                <w:sz w:val="28"/>
+                <w:szCs w:val="28"/>
+                <w:lang w:val="ru-RU"/>
+              </w:rPr>
+              <w:t>1</w:t>
+            </w:r>
+            <w:r>
+              <w:rPr>
+                <w:rFonts w:ascii="Times New Roman" w:hAnsi="Times New Roman" w:cs="Times New Roman"/>
+                <w:sz w:val="28"/>
+                <w:szCs w:val="28"/>
+              </w:rPr>
+              <w:t>:1</w:t>
+            </w:r>
+          </w:p>
+        </w:tc>
+        <w:tc>
+          <w:tcPr>
+            <w:tcW w:w="624" w:type="dxa"/>
+          </w:tcPr>
+          <w:p>
+            <w:pPr>
+              <w:jc w:val="center"/>
+              <w:rPr>
+                <w:rFonts w:ascii="Times New Roman" w:hAnsi="Times New Roman" w:cs="Times New Roman"/>
+                <w:sz w:val="28"/>
+                <w:szCs w:val="28"/>
+              </w:rPr>
+            </w:pPr>
+          </w:p>
+        </w:tc>
+        <w:tc>
+          <w:tcPr>
+            <w:tcW w:w="624" w:type="dxa"/>
           </w:tcPr>
           <w:p>
             <w:pPr>
@@ -3172,22 +3609,23 @@
         </w:tc>
         <w:tc>
           <w:tcPr>
-            <w:tcW w:w="721" w:type="dxa"/>
-          </w:tcPr>
-          <w:p>
-            <w:pPr>
-              <w:jc w:val="center"/>
-              <w:rPr>
-                <w:rFonts w:ascii="Times New Roman" w:hAnsi="Times New Roman" w:cs="Times New Roman"/>
-                <w:sz w:val="28"/>
-                <w:szCs w:val="28"/>
-              </w:rPr>
-            </w:pPr>
-          </w:p>
-        </w:tc>
-        <w:tc>
-          <w:tcPr>
-            <w:tcW w:w="722" w:type="dxa"/>
+            <w:tcW w:w="623" w:type="dxa"/>
+          </w:tcPr>
+          <w:p>
+            <w:pPr>
+              <w:jc w:val="center"/>
+              <w:rPr>
+                <w:rFonts w:ascii="Times New Roman" w:hAnsi="Times New Roman" w:cs="Times New Roman"/>
+                <w:sz w:val="28"/>
+                <w:szCs w:val="28"/>
+              </w:rPr>
+            </w:pPr>
+          </w:p>
+        </w:tc>
+        <w:tc>
+          <w:tcPr>
+            <w:tcW w:w="624" w:type="dxa"/>
+            <w:shd w:val="clear" w:color="auto" w:fill="FFC000"/>
           </w:tcPr>
           <w:p>
             <w:pPr>
@@ -3212,52 +3650,53 @@
         </w:tc>
         <w:tc>
           <w:tcPr>
-            <w:tcW w:w="722" w:type="dxa"/>
-          </w:tcPr>
-          <w:p>
-            <w:pPr>
-              <w:jc w:val="center"/>
-              <w:rPr>
-                <w:rFonts w:ascii="Times New Roman" w:hAnsi="Times New Roman" w:cs="Times New Roman"/>
-                <w:sz w:val="28"/>
-                <w:szCs w:val="28"/>
-              </w:rPr>
-            </w:pPr>
-          </w:p>
-        </w:tc>
-        <w:tc>
-          <w:tcPr>
-            <w:tcW w:w="722" w:type="dxa"/>
-          </w:tcPr>
-          <w:p>
-            <w:pPr>
-              <w:jc w:val="center"/>
-              <w:rPr>
-                <w:rFonts w:ascii="Times New Roman" w:hAnsi="Times New Roman" w:cs="Times New Roman"/>
-                <w:sz w:val="28"/>
-                <w:szCs w:val="28"/>
-              </w:rPr>
-            </w:pPr>
-          </w:p>
-        </w:tc>
-        <w:tc>
-          <w:tcPr>
-            <w:tcW w:w="721" w:type="dxa"/>
-          </w:tcPr>
-          <w:p>
-            <w:pPr>
-              <w:jc w:val="center"/>
-              <w:rPr>
-                <w:rFonts w:ascii="Times New Roman" w:hAnsi="Times New Roman" w:cs="Times New Roman"/>
-                <w:sz w:val="28"/>
-                <w:szCs w:val="28"/>
-              </w:rPr>
-            </w:pPr>
-          </w:p>
-        </w:tc>
-        <w:tc>
-          <w:tcPr>
-            <w:tcW w:w="722" w:type="dxa"/>
+            <w:tcW w:w="624" w:type="dxa"/>
+          </w:tcPr>
+          <w:p>
+            <w:pPr>
+              <w:jc w:val="center"/>
+              <w:rPr>
+                <w:rFonts w:ascii="Times New Roman" w:hAnsi="Times New Roman" w:cs="Times New Roman"/>
+                <w:sz w:val="28"/>
+                <w:szCs w:val="28"/>
+              </w:rPr>
+            </w:pPr>
+          </w:p>
+        </w:tc>
+        <w:tc>
+          <w:tcPr>
+            <w:tcW w:w="624" w:type="dxa"/>
+          </w:tcPr>
+          <w:p>
+            <w:pPr>
+              <w:jc w:val="center"/>
+              <w:rPr>
+                <w:rFonts w:ascii="Times New Roman" w:hAnsi="Times New Roman" w:cs="Times New Roman"/>
+                <w:sz w:val="28"/>
+                <w:szCs w:val="28"/>
+              </w:rPr>
+            </w:pPr>
+          </w:p>
+        </w:tc>
+        <w:tc>
+          <w:tcPr>
+            <w:tcW w:w="623" w:type="dxa"/>
+          </w:tcPr>
+          <w:p>
+            <w:pPr>
+              <w:jc w:val="center"/>
+              <w:rPr>
+                <w:rFonts w:ascii="Times New Roman" w:hAnsi="Times New Roman" w:cs="Times New Roman"/>
+                <w:sz w:val="28"/>
+                <w:szCs w:val="28"/>
+              </w:rPr>
+            </w:pPr>
+          </w:p>
+        </w:tc>
+        <w:tc>
+          <w:tcPr>
+            <w:tcW w:w="624" w:type="dxa"/>
+            <w:shd w:val="clear" w:color="auto" w:fill="FFFF00"/>
           </w:tcPr>
           <w:p>
             <w:pPr>
@@ -3282,7 +3721,8 @@
         </w:tc>
         <w:tc>
           <w:tcPr>
-            <w:tcW w:w="722" w:type="dxa"/>
+            <w:tcW w:w="686" w:type="dxa"/>
+            <w:shd w:val="clear" w:color="auto" w:fill="FFFF00"/>
           </w:tcPr>
           <w:p>
             <w:pPr>
@@ -3307,7 +3747,37 @@
         </w:tc>
         <w:tc>
           <w:tcPr>
-            <w:tcW w:w="722" w:type="dxa"/>
+            <w:tcW w:w="686" w:type="dxa"/>
+          </w:tcPr>
+          <w:p>
+            <w:pPr>
+              <w:jc w:val="center"/>
+              <w:rPr>
+                <w:rFonts w:ascii="Times New Roman" w:hAnsi="Times New Roman" w:cs="Times New Roman"/>
+                <w:sz w:val="28"/>
+                <w:szCs w:val="28"/>
+              </w:rPr>
+            </w:pPr>
+          </w:p>
+        </w:tc>
+        <w:tc>
+          <w:tcPr>
+            <w:tcW w:w="686" w:type="dxa"/>
+          </w:tcPr>
+          <w:p>
+            <w:pPr>
+              <w:jc w:val="center"/>
+              <w:rPr>
+                <w:rFonts w:ascii="Times New Roman" w:hAnsi="Times New Roman" w:cs="Times New Roman"/>
+                <w:sz w:val="28"/>
+                <w:szCs w:val="28"/>
+              </w:rPr>
+            </w:pPr>
+          </w:p>
+        </w:tc>
+        <w:tc>
+          <w:tcPr>
+            <w:tcW w:w="686" w:type="dxa"/>
           </w:tcPr>
           <w:p>
             <w:pPr>
@@ -3324,7 +3794,7 @@
       <w:tr>
         <w:tc>
           <w:tcPr>
-            <w:tcW w:w="850" w:type="dxa"/>
+            <w:tcW w:w="1847" w:type="dxa"/>
           </w:tcPr>
           <w:p>
             <w:pPr>
@@ -3373,7 +3843,7 @@
         </w:tc>
         <w:tc>
           <w:tcPr>
-            <w:tcW w:w="732" w:type="dxa"/>
+            <w:tcW w:w="689" w:type="dxa"/>
             <w:shd w:val="clear" w:color="auto" w:fill="E7E6E6" w:themeFill="background2"/>
           </w:tcPr>
           <w:p>
@@ -3397,52 +3867,52 @@
         </w:tc>
         <w:tc>
           <w:tcPr>
-            <w:tcW w:w="721" w:type="dxa"/>
-          </w:tcPr>
-          <w:p>
-            <w:pPr>
-              <w:jc w:val="center"/>
-              <w:rPr>
-                <w:rFonts w:ascii="Times New Roman" w:hAnsi="Times New Roman" w:cs="Times New Roman"/>
-                <w:sz w:val="28"/>
-                <w:szCs w:val="28"/>
-              </w:rPr>
-            </w:pPr>
-          </w:p>
-        </w:tc>
-        <w:tc>
-          <w:tcPr>
-            <w:tcW w:w="722" w:type="dxa"/>
-          </w:tcPr>
-          <w:p>
-            <w:pPr>
-              <w:jc w:val="center"/>
-              <w:rPr>
-                <w:rFonts w:ascii="Times New Roman" w:hAnsi="Times New Roman" w:cs="Times New Roman"/>
-                <w:sz w:val="28"/>
-                <w:szCs w:val="28"/>
-              </w:rPr>
-            </w:pPr>
-          </w:p>
-        </w:tc>
-        <w:tc>
-          <w:tcPr>
-            <w:tcW w:w="722" w:type="dxa"/>
-          </w:tcPr>
-          <w:p>
-            <w:pPr>
-              <w:jc w:val="center"/>
-              <w:rPr>
-                <w:rFonts w:ascii="Times New Roman" w:hAnsi="Times New Roman" w:cs="Times New Roman"/>
-                <w:sz w:val="28"/>
-                <w:szCs w:val="28"/>
-              </w:rPr>
-            </w:pPr>
-          </w:p>
-        </w:tc>
-        <w:tc>
-          <w:tcPr>
-            <w:tcW w:w="721" w:type="dxa"/>
+            <w:tcW w:w="623" w:type="dxa"/>
+          </w:tcPr>
+          <w:p>
+            <w:pPr>
+              <w:jc w:val="center"/>
+              <w:rPr>
+                <w:rFonts w:ascii="Times New Roman" w:hAnsi="Times New Roman" w:cs="Times New Roman"/>
+                <w:sz w:val="28"/>
+                <w:szCs w:val="28"/>
+              </w:rPr>
+            </w:pPr>
+          </w:p>
+        </w:tc>
+        <w:tc>
+          <w:tcPr>
+            <w:tcW w:w="624" w:type="dxa"/>
+          </w:tcPr>
+          <w:p>
+            <w:pPr>
+              <w:jc w:val="center"/>
+              <w:rPr>
+                <w:rFonts w:ascii="Times New Roman" w:hAnsi="Times New Roman" w:cs="Times New Roman"/>
+                <w:sz w:val="28"/>
+                <w:szCs w:val="28"/>
+              </w:rPr>
+            </w:pPr>
+          </w:p>
+        </w:tc>
+        <w:tc>
+          <w:tcPr>
+            <w:tcW w:w="624" w:type="dxa"/>
+          </w:tcPr>
+          <w:p>
+            <w:pPr>
+              <w:jc w:val="center"/>
+              <w:rPr>
+                <w:rFonts w:ascii="Times New Roman" w:hAnsi="Times New Roman" w:cs="Times New Roman"/>
+                <w:sz w:val="28"/>
+                <w:szCs w:val="28"/>
+              </w:rPr>
+            </w:pPr>
+          </w:p>
+        </w:tc>
+        <w:tc>
+          <w:tcPr>
+            <w:tcW w:w="623" w:type="dxa"/>
           </w:tcPr>
           <w:p>
             <w:pPr>
@@ -3465,7 +3935,8 @@
         </w:tc>
         <w:tc>
           <w:tcPr>
-            <w:tcW w:w="722" w:type="dxa"/>
+            <w:tcW w:w="624" w:type="dxa"/>
+            <w:shd w:val="clear" w:color="auto" w:fill="FFC000"/>
           </w:tcPr>
           <w:p>
             <w:pPr>
@@ -3490,37 +3961,38 @@
         </w:tc>
         <w:tc>
           <w:tcPr>
-            <w:tcW w:w="722" w:type="dxa"/>
-          </w:tcPr>
-          <w:p>
-            <w:pPr>
-              <w:jc w:val="center"/>
-              <w:rPr>
-                <w:rFonts w:ascii="Times New Roman" w:hAnsi="Times New Roman" w:cs="Times New Roman"/>
-                <w:sz w:val="28"/>
-                <w:szCs w:val="28"/>
-              </w:rPr>
-            </w:pPr>
-          </w:p>
-        </w:tc>
-        <w:tc>
-          <w:tcPr>
-            <w:tcW w:w="722" w:type="dxa"/>
-          </w:tcPr>
-          <w:p>
-            <w:pPr>
-              <w:jc w:val="center"/>
-              <w:rPr>
-                <w:rFonts w:ascii="Times New Roman" w:hAnsi="Times New Roman" w:cs="Times New Roman"/>
-                <w:sz w:val="28"/>
-                <w:szCs w:val="28"/>
-              </w:rPr>
-            </w:pPr>
-          </w:p>
-        </w:tc>
-        <w:tc>
-          <w:tcPr>
-            <w:tcW w:w="721" w:type="dxa"/>
+            <w:tcW w:w="624" w:type="dxa"/>
+          </w:tcPr>
+          <w:p>
+            <w:pPr>
+              <w:jc w:val="center"/>
+              <w:rPr>
+                <w:rFonts w:ascii="Times New Roman" w:hAnsi="Times New Roman" w:cs="Times New Roman"/>
+                <w:sz w:val="28"/>
+                <w:szCs w:val="28"/>
+              </w:rPr>
+            </w:pPr>
+          </w:p>
+        </w:tc>
+        <w:tc>
+          <w:tcPr>
+            <w:tcW w:w="624" w:type="dxa"/>
+          </w:tcPr>
+          <w:p>
+            <w:pPr>
+              <w:jc w:val="center"/>
+              <w:rPr>
+                <w:rFonts w:ascii="Times New Roman" w:hAnsi="Times New Roman" w:cs="Times New Roman"/>
+                <w:sz w:val="28"/>
+                <w:szCs w:val="28"/>
+              </w:rPr>
+            </w:pPr>
+          </w:p>
+        </w:tc>
+        <w:tc>
+          <w:tcPr>
+            <w:tcW w:w="623" w:type="dxa"/>
+            <w:shd w:val="clear" w:color="auto" w:fill="FFFF00"/>
           </w:tcPr>
           <w:p>
             <w:pPr>
@@ -3545,7 +4017,8 @@
         </w:tc>
         <w:tc>
           <w:tcPr>
-            <w:tcW w:w="722" w:type="dxa"/>
+            <w:tcW w:w="624" w:type="dxa"/>
+            <w:shd w:val="clear" w:color="auto" w:fill="FFFF00"/>
           </w:tcPr>
           <w:p>
             <w:pPr>
@@ -3570,39 +4043,91 @@
         </w:tc>
         <w:tc>
           <w:tcPr>
-            <w:tcW w:w="722" w:type="dxa"/>
-          </w:tcPr>
-          <w:p>
-            <w:pPr>
-              <w:jc w:val="center"/>
-              <w:rPr>
-                <w:rFonts w:ascii="Times New Roman" w:hAnsi="Times New Roman" w:cs="Times New Roman"/>
-                <w:sz w:val="28"/>
-                <w:szCs w:val="28"/>
-              </w:rPr>
-            </w:pPr>
-          </w:p>
-        </w:tc>
-        <w:tc>
-          <w:tcPr>
-            <w:tcW w:w="722" w:type="dxa"/>
-          </w:tcPr>
-          <w:p>
-            <w:pPr>
-              <w:jc w:val="center"/>
-              <w:rPr>
-                <w:rFonts w:ascii="Times New Roman" w:hAnsi="Times New Roman" w:cs="Times New Roman"/>
-                <w:sz w:val="28"/>
-                <w:szCs w:val="28"/>
-              </w:rPr>
-            </w:pPr>
+            <w:tcW w:w="686" w:type="dxa"/>
+            <w:shd w:val="clear" w:color="auto" w:fill="FFFF00"/>
+          </w:tcPr>
+          <w:p>
+            <w:pPr>
+              <w:jc w:val="center"/>
+              <w:rPr>
+                <w:rFonts w:ascii="Times New Roman" w:hAnsi="Times New Roman" w:cs="Times New Roman"/>
+                <w:sz w:val="28"/>
+                <w:szCs w:val="28"/>
+              </w:rPr>
+            </w:pPr>
+            <w:proofErr w:type="gramStart"/>
+            <w:r>
+              <w:rPr>
+                <w:rFonts w:ascii="Times New Roman" w:hAnsi="Times New Roman" w:cs="Times New Roman"/>
+                <w:sz w:val="28"/>
+                <w:szCs w:val="28"/>
+              </w:rPr>
+              <w:t>1:n</w:t>
+            </w:r>
+            <w:proofErr w:type="gramEnd"/>
+          </w:p>
+        </w:tc>
+        <w:tc>
+          <w:tcPr>
+            <w:tcW w:w="686" w:type="dxa"/>
+          </w:tcPr>
+          <w:p>
+            <w:pPr>
+              <w:jc w:val="center"/>
+              <w:rPr>
+                <w:rFonts w:ascii="Times New Roman" w:hAnsi="Times New Roman" w:cs="Times New Roman"/>
+                <w:sz w:val="28"/>
+                <w:szCs w:val="28"/>
+              </w:rPr>
+            </w:pPr>
+          </w:p>
+        </w:tc>
+        <w:tc>
+          <w:tcPr>
+            <w:tcW w:w="686" w:type="dxa"/>
+          </w:tcPr>
+          <w:p>
+            <w:pPr>
+              <w:jc w:val="center"/>
+              <w:rPr>
+                <w:rFonts w:ascii="Times New Roman" w:hAnsi="Times New Roman" w:cs="Times New Roman"/>
+                <w:sz w:val="28"/>
+                <w:szCs w:val="28"/>
+              </w:rPr>
+            </w:pPr>
+          </w:p>
+        </w:tc>
+        <w:tc>
+          <w:tcPr>
+            <w:tcW w:w="686" w:type="dxa"/>
+            <w:shd w:val="clear" w:color="auto" w:fill="FFFF00"/>
+          </w:tcPr>
+          <w:p>
+            <w:pPr>
+              <w:jc w:val="center"/>
+              <w:rPr>
+                <w:rFonts w:ascii="Times New Roman" w:hAnsi="Times New Roman" w:cs="Times New Roman"/>
+                <w:sz w:val="28"/>
+                <w:szCs w:val="28"/>
+              </w:rPr>
+            </w:pPr>
+            <w:proofErr w:type="gramStart"/>
+            <w:r>
+              <w:rPr>
+                <w:rFonts w:ascii="Times New Roman" w:hAnsi="Times New Roman" w:cs="Times New Roman"/>
+                <w:sz w:val="28"/>
+                <w:szCs w:val="28"/>
+              </w:rPr>
+              <w:t>1:n</w:t>
+            </w:r>
+            <w:proofErr w:type="gramEnd"/>
           </w:p>
         </w:tc>
       </w:tr>
       <w:tr>
         <w:tc>
           <w:tcPr>
-            <w:tcW w:w="850" w:type="dxa"/>
+            <w:tcW w:w="1847" w:type="dxa"/>
           </w:tcPr>
           <w:p>
             <w:pPr>
@@ -3629,7 +4154,7 @@
         </w:tc>
         <w:tc>
           <w:tcPr>
-            <w:tcW w:w="732" w:type="dxa"/>
+            <w:tcW w:w="689" w:type="dxa"/>
             <w:shd w:val="clear" w:color="auto" w:fill="E7E6E6" w:themeFill="background2"/>
           </w:tcPr>
           <w:p>
@@ -3653,37 +4178,38 @@
         </w:tc>
         <w:tc>
           <w:tcPr>
-            <w:tcW w:w="721" w:type="dxa"/>
-          </w:tcPr>
-          <w:p>
-            <w:pPr>
-              <w:jc w:val="center"/>
-              <w:rPr>
-                <w:rFonts w:ascii="Times New Roman" w:hAnsi="Times New Roman" w:cs="Times New Roman"/>
-                <w:sz w:val="28"/>
-                <w:szCs w:val="28"/>
-              </w:rPr>
-            </w:pPr>
-          </w:p>
-        </w:tc>
-        <w:tc>
-          <w:tcPr>
-            <w:tcW w:w="722" w:type="dxa"/>
-          </w:tcPr>
-          <w:p>
-            <w:pPr>
-              <w:jc w:val="center"/>
-              <w:rPr>
-                <w:rFonts w:ascii="Times New Roman" w:hAnsi="Times New Roman" w:cs="Times New Roman"/>
-                <w:sz w:val="28"/>
-                <w:szCs w:val="28"/>
-              </w:rPr>
-            </w:pPr>
-          </w:p>
-        </w:tc>
-        <w:tc>
-          <w:tcPr>
-            <w:tcW w:w="722" w:type="dxa"/>
+            <w:tcW w:w="623" w:type="dxa"/>
+          </w:tcPr>
+          <w:p>
+            <w:pPr>
+              <w:jc w:val="center"/>
+              <w:rPr>
+                <w:rFonts w:ascii="Times New Roman" w:hAnsi="Times New Roman" w:cs="Times New Roman"/>
+                <w:sz w:val="28"/>
+                <w:szCs w:val="28"/>
+              </w:rPr>
+            </w:pPr>
+          </w:p>
+        </w:tc>
+        <w:tc>
+          <w:tcPr>
+            <w:tcW w:w="624" w:type="dxa"/>
+          </w:tcPr>
+          <w:p>
+            <w:pPr>
+              <w:jc w:val="center"/>
+              <w:rPr>
+                <w:rFonts w:ascii="Times New Roman" w:hAnsi="Times New Roman" w:cs="Times New Roman"/>
+                <w:sz w:val="28"/>
+                <w:szCs w:val="28"/>
+              </w:rPr>
+            </w:pPr>
+          </w:p>
+        </w:tc>
+        <w:tc>
+          <w:tcPr>
+            <w:tcW w:w="624" w:type="dxa"/>
+            <w:shd w:val="clear" w:color="auto" w:fill="FFC000"/>
           </w:tcPr>
           <w:p>
             <w:pPr>
@@ -3708,7 +4234,8 @@
         </w:tc>
         <w:tc>
           <w:tcPr>
-            <w:tcW w:w="721" w:type="dxa"/>
+            <w:tcW w:w="623" w:type="dxa"/>
+            <w:shd w:val="clear" w:color="auto" w:fill="FFC000"/>
           </w:tcPr>
           <w:p>
             <w:pPr>
@@ -3733,7 +4260,7 @@
         </w:tc>
         <w:tc>
           <w:tcPr>
-            <w:tcW w:w="722" w:type="dxa"/>
+            <w:tcW w:w="624" w:type="dxa"/>
           </w:tcPr>
           <w:p>
             <w:pPr>
@@ -3756,30 +4283,8 @@
         </w:tc>
         <w:tc>
           <w:tcPr>
-            <w:tcW w:w="722" w:type="dxa"/>
-          </w:tcPr>
-          <w:p>
-            <w:pPr>
-              <w:jc w:val="center"/>
-              <w:rPr>
-                <w:rFonts w:ascii="Times New Roman" w:hAnsi="Times New Roman" w:cs="Times New Roman"/>
-                <w:sz w:val="28"/>
-                <w:szCs w:val="28"/>
-              </w:rPr>
-            </w:pPr>
-            <w:r>
-              <w:rPr>
-                <w:rFonts w:ascii="Times New Roman" w:hAnsi="Times New Roman" w:cs="Times New Roman"/>
-                <w:sz w:val="28"/>
-                <w:szCs w:val="28"/>
-              </w:rPr>
-              <w:t>n:1</w:t>
-            </w:r>
-          </w:p>
-        </w:tc>
-        <w:tc>
-          <w:tcPr>
-            <w:tcW w:w="722" w:type="dxa"/>
+            <w:tcW w:w="624" w:type="dxa"/>
+            <w:shd w:val="clear" w:color="auto" w:fill="FFFF00"/>
           </w:tcPr>
           <w:p>
             <w:pPr>
@@ -3797,6 +4302,32 @@
                 <w:sz w:val="28"/>
                 <w:szCs w:val="28"/>
               </w:rPr>
+              <w:t>1:n</w:t>
+            </w:r>
+            <w:proofErr w:type="gramEnd"/>
+          </w:p>
+        </w:tc>
+        <w:tc>
+          <w:tcPr>
+            <w:tcW w:w="624" w:type="dxa"/>
+            <w:shd w:val="clear" w:color="auto" w:fill="FFC000"/>
+          </w:tcPr>
+          <w:p>
+            <w:pPr>
+              <w:jc w:val="center"/>
+              <w:rPr>
+                <w:rFonts w:ascii="Times New Roman" w:hAnsi="Times New Roman" w:cs="Times New Roman"/>
+                <w:sz w:val="28"/>
+                <w:szCs w:val="28"/>
+              </w:rPr>
+            </w:pPr>
+            <w:proofErr w:type="gramStart"/>
+            <w:r>
+              <w:rPr>
+                <w:rFonts w:ascii="Times New Roman" w:hAnsi="Times New Roman" w:cs="Times New Roman"/>
+                <w:sz w:val="28"/>
+                <w:szCs w:val="28"/>
+              </w:rPr>
               <w:t>n:n</w:t>
             </w:r>
             <w:proofErr w:type="gramEnd"/>
@@ -3804,7 +4335,8 @@
         </w:tc>
         <w:tc>
           <w:tcPr>
-            <w:tcW w:w="721" w:type="dxa"/>
+            <w:tcW w:w="623" w:type="dxa"/>
+            <w:shd w:val="clear" w:color="auto" w:fill="FFC000"/>
           </w:tcPr>
           <w:p>
             <w:pPr>
@@ -3829,7 +4361,8 @@
         </w:tc>
         <w:tc>
           <w:tcPr>
-            <w:tcW w:w="722" w:type="dxa"/>
+            <w:tcW w:w="624" w:type="dxa"/>
+            <w:shd w:val="clear" w:color="auto" w:fill="FFC000"/>
           </w:tcPr>
           <w:p>
             <w:pPr>
@@ -3854,7 +4387,8 @@
         </w:tc>
         <w:tc>
           <w:tcPr>
-            <w:tcW w:w="722" w:type="dxa"/>
+            <w:tcW w:w="686" w:type="dxa"/>
+            <w:shd w:val="clear" w:color="auto" w:fill="FFC000"/>
           </w:tcPr>
           <w:p>
             <w:pPr>
@@ -3879,7 +4413,50 @@
         </w:tc>
         <w:tc>
           <w:tcPr>
-            <w:tcW w:w="722" w:type="dxa"/>
+            <w:tcW w:w="686" w:type="dxa"/>
+            <w:shd w:val="clear" w:color="auto" w:fill="FFC000"/>
+          </w:tcPr>
+          <w:p>
+            <w:pPr>
+              <w:jc w:val="center"/>
+              <w:rPr>
+                <w:rFonts w:ascii="Times New Roman" w:hAnsi="Times New Roman" w:cs="Times New Roman"/>
+                <w:sz w:val="28"/>
+                <w:szCs w:val="28"/>
+              </w:rPr>
+            </w:pPr>
+            <w:proofErr w:type="gramStart"/>
+            <w:r>
+              <w:rPr>
+                <w:rFonts w:ascii="Times New Roman" w:hAnsi="Times New Roman" w:cs="Times New Roman"/>
+                <w:sz w:val="28"/>
+                <w:szCs w:val="28"/>
+              </w:rPr>
+              <w:t>n:n</w:t>
+            </w:r>
+            <w:proofErr w:type="gramEnd"/>
+          </w:p>
+        </w:tc>
+        <w:tc>
+          <w:tcPr>
+            <w:tcW w:w="686" w:type="dxa"/>
+            <w:shd w:val="clear" w:color="auto" w:fill="auto"/>
+          </w:tcPr>
+          <w:p>
+            <w:pPr>
+              <w:jc w:val="center"/>
+              <w:rPr>
+                <w:rFonts w:ascii="Times New Roman" w:hAnsi="Times New Roman" w:cs="Times New Roman"/>
+                <w:sz w:val="28"/>
+                <w:szCs w:val="28"/>
+              </w:rPr>
+            </w:pPr>
+          </w:p>
+        </w:tc>
+        <w:tc>
+          <w:tcPr>
+            <w:tcW w:w="686" w:type="dxa"/>
+            <w:shd w:val="clear" w:color="auto" w:fill="FFC000"/>
           </w:tcPr>
           <w:p>
             <w:pPr>
@@ -3906,7 +4483,7 @@
       <w:tr>
         <w:tc>
           <w:tcPr>
-            <w:tcW w:w="850" w:type="dxa"/>
+            <w:tcW w:w="1847" w:type="dxa"/>
           </w:tcPr>
           <w:p>
             <w:pPr>
@@ -3933,7 +4510,7 @@
         </w:tc>
         <w:tc>
           <w:tcPr>
-            <w:tcW w:w="732" w:type="dxa"/>
+            <w:tcW w:w="689" w:type="dxa"/>
             <w:shd w:val="clear" w:color="auto" w:fill="E7E6E6" w:themeFill="background2"/>
           </w:tcPr>
           <w:p>
@@ -3957,67 +4534,68 @@
         </w:tc>
         <w:tc>
           <w:tcPr>
-            <w:tcW w:w="721" w:type="dxa"/>
-          </w:tcPr>
-          <w:p>
-            <w:pPr>
-              <w:jc w:val="center"/>
-              <w:rPr>
-                <w:rFonts w:ascii="Times New Roman" w:hAnsi="Times New Roman" w:cs="Times New Roman"/>
-                <w:sz w:val="28"/>
-                <w:szCs w:val="28"/>
-              </w:rPr>
-            </w:pPr>
-          </w:p>
-        </w:tc>
-        <w:tc>
-          <w:tcPr>
-            <w:tcW w:w="722" w:type="dxa"/>
-          </w:tcPr>
-          <w:p>
-            <w:pPr>
-              <w:jc w:val="center"/>
-              <w:rPr>
-                <w:rFonts w:ascii="Times New Roman" w:hAnsi="Times New Roman" w:cs="Times New Roman"/>
-                <w:sz w:val="28"/>
-                <w:szCs w:val="28"/>
-              </w:rPr>
-            </w:pPr>
-          </w:p>
-        </w:tc>
-        <w:tc>
-          <w:tcPr>
-            <w:tcW w:w="722" w:type="dxa"/>
-          </w:tcPr>
-          <w:p>
-            <w:pPr>
-              <w:jc w:val="center"/>
-              <w:rPr>
-                <w:rFonts w:ascii="Times New Roman" w:hAnsi="Times New Roman" w:cs="Times New Roman"/>
-                <w:sz w:val="28"/>
-                <w:szCs w:val="28"/>
-              </w:rPr>
-            </w:pPr>
-          </w:p>
-        </w:tc>
-        <w:tc>
-          <w:tcPr>
-            <w:tcW w:w="721" w:type="dxa"/>
-          </w:tcPr>
-          <w:p>
-            <w:pPr>
-              <w:jc w:val="center"/>
-              <w:rPr>
-                <w:rFonts w:ascii="Times New Roman" w:hAnsi="Times New Roman" w:cs="Times New Roman"/>
-                <w:sz w:val="28"/>
-                <w:szCs w:val="28"/>
-              </w:rPr>
-            </w:pPr>
-          </w:p>
-        </w:tc>
-        <w:tc>
-          <w:tcPr>
-            <w:tcW w:w="722" w:type="dxa"/>
+            <w:tcW w:w="623" w:type="dxa"/>
+          </w:tcPr>
+          <w:p>
+            <w:pPr>
+              <w:jc w:val="center"/>
+              <w:rPr>
+                <w:rFonts w:ascii="Times New Roman" w:hAnsi="Times New Roman" w:cs="Times New Roman"/>
+                <w:sz w:val="28"/>
+                <w:szCs w:val="28"/>
+              </w:rPr>
+            </w:pPr>
+          </w:p>
+        </w:tc>
+        <w:tc>
+          <w:tcPr>
+            <w:tcW w:w="624" w:type="dxa"/>
+          </w:tcPr>
+          <w:p>
+            <w:pPr>
+              <w:jc w:val="center"/>
+              <w:rPr>
+                <w:rFonts w:ascii="Times New Roman" w:hAnsi="Times New Roman" w:cs="Times New Roman"/>
+                <w:sz w:val="28"/>
+                <w:szCs w:val="28"/>
+              </w:rPr>
+            </w:pPr>
+          </w:p>
+        </w:tc>
+        <w:tc>
+          <w:tcPr>
+            <w:tcW w:w="624" w:type="dxa"/>
+          </w:tcPr>
+          <w:p>
+            <w:pPr>
+              <w:jc w:val="center"/>
+              <w:rPr>
+                <w:rFonts w:ascii="Times New Roman" w:hAnsi="Times New Roman" w:cs="Times New Roman"/>
+                <w:sz w:val="28"/>
+                <w:szCs w:val="28"/>
+              </w:rPr>
+            </w:pPr>
+          </w:p>
+        </w:tc>
+        <w:tc>
+          <w:tcPr>
+            <w:tcW w:w="623" w:type="dxa"/>
+          </w:tcPr>
+          <w:p>
+            <w:pPr>
+              <w:jc w:val="center"/>
+              <w:rPr>
+                <w:rFonts w:ascii="Times New Roman" w:hAnsi="Times New Roman" w:cs="Times New Roman"/>
+                <w:sz w:val="28"/>
+                <w:szCs w:val="28"/>
+              </w:rPr>
+            </w:pPr>
+          </w:p>
+        </w:tc>
+        <w:tc>
+          <w:tcPr>
+            <w:tcW w:w="624" w:type="dxa"/>
+            <w:shd w:val="clear" w:color="auto" w:fill="FFFF00"/>
           </w:tcPr>
           <w:p>
             <w:pPr>
@@ -4042,7 +4620,7 @@
         </w:tc>
         <w:tc>
           <w:tcPr>
-            <w:tcW w:w="722" w:type="dxa"/>
+            <w:tcW w:w="624" w:type="dxa"/>
           </w:tcPr>
           <w:p>
             <w:pPr>
@@ -4065,7 +4643,68 @@
         </w:tc>
         <w:tc>
           <w:tcPr>
-            <w:tcW w:w="722" w:type="dxa"/>
+            <w:tcW w:w="624" w:type="dxa"/>
+          </w:tcPr>
+          <w:p>
+            <w:pPr>
+              <w:jc w:val="center"/>
+              <w:rPr>
+                <w:rFonts w:ascii="Times New Roman" w:hAnsi="Times New Roman" w:cs="Times New Roman"/>
+                <w:sz w:val="28"/>
+                <w:szCs w:val="28"/>
+              </w:rPr>
+            </w:pPr>
+          </w:p>
+        </w:tc>
+        <w:tc>
+          <w:tcPr>
+            <w:tcW w:w="623" w:type="dxa"/>
+          </w:tcPr>
+          <w:p>
+            <w:pPr>
+              <w:jc w:val="center"/>
+              <w:rPr>
+                <w:rFonts w:ascii="Times New Roman" w:hAnsi="Times New Roman" w:cs="Times New Roman"/>
+                <w:sz w:val="28"/>
+                <w:szCs w:val="28"/>
+              </w:rPr>
+            </w:pPr>
+          </w:p>
+        </w:tc>
+        <w:tc>
+          <w:tcPr>
+            <w:tcW w:w="624" w:type="dxa"/>
+          </w:tcPr>
+          <w:p>
+            <w:pPr>
+              <w:jc w:val="center"/>
+              <w:rPr>
+                <w:rFonts w:ascii="Times New Roman" w:hAnsi="Times New Roman" w:cs="Times New Roman"/>
+                <w:sz w:val="28"/>
+                <w:szCs w:val="28"/>
+              </w:rPr>
+            </w:pPr>
+          </w:p>
+        </w:tc>
+        <w:tc>
+          <w:tcPr>
+            <w:tcW w:w="686" w:type="dxa"/>
+          </w:tcPr>
+          <w:p>
+            <w:pPr>
+              <w:jc w:val="center"/>
+              <w:rPr>
+                <w:rFonts w:ascii="Times New Roman" w:hAnsi="Times New Roman" w:cs="Times New Roman"/>
+                <w:sz w:val="28"/>
+                <w:szCs w:val="28"/>
+              </w:rPr>
+            </w:pPr>
+          </w:p>
+        </w:tc>
+        <w:tc>
+          <w:tcPr>
+            <w:tcW w:w="686" w:type="dxa"/>
+            <w:shd w:val="clear" w:color="auto" w:fill="FFFF00"/>
           </w:tcPr>
           <w:p>
             <w:pPr>
@@ -4090,79 +4729,41 @@
         </w:tc>
         <w:tc>
           <w:tcPr>
-            <w:tcW w:w="721" w:type="dxa"/>
-          </w:tcPr>
-          <w:p>
-            <w:pPr>
-              <w:jc w:val="center"/>
-              <w:rPr>
-                <w:rFonts w:ascii="Times New Roman" w:hAnsi="Times New Roman" w:cs="Times New Roman"/>
-                <w:sz w:val="28"/>
-                <w:szCs w:val="28"/>
-              </w:rPr>
-            </w:pPr>
-          </w:p>
-        </w:tc>
-        <w:tc>
-          <w:tcPr>
-            <w:tcW w:w="722" w:type="dxa"/>
-          </w:tcPr>
-          <w:p>
-            <w:pPr>
-              <w:jc w:val="center"/>
-              <w:rPr>
-                <w:rFonts w:ascii="Times New Roman" w:hAnsi="Times New Roman" w:cs="Times New Roman"/>
-                <w:sz w:val="28"/>
-                <w:szCs w:val="28"/>
-              </w:rPr>
-            </w:pPr>
-          </w:p>
-        </w:tc>
-        <w:tc>
-          <w:tcPr>
-            <w:tcW w:w="722" w:type="dxa"/>
-          </w:tcPr>
-          <w:p>
-            <w:pPr>
-              <w:jc w:val="center"/>
-              <w:rPr>
-                <w:rFonts w:ascii="Times New Roman" w:hAnsi="Times New Roman" w:cs="Times New Roman"/>
-                <w:sz w:val="28"/>
-                <w:szCs w:val="28"/>
-              </w:rPr>
-            </w:pPr>
-          </w:p>
-        </w:tc>
-        <w:tc>
-          <w:tcPr>
-            <w:tcW w:w="722" w:type="dxa"/>
-          </w:tcPr>
-          <w:p>
-            <w:pPr>
-              <w:jc w:val="center"/>
-              <w:rPr>
-                <w:rFonts w:ascii="Times New Roman" w:hAnsi="Times New Roman" w:cs="Times New Roman"/>
-                <w:sz w:val="28"/>
-                <w:szCs w:val="28"/>
-              </w:rPr>
-            </w:pPr>
-            <w:proofErr w:type="gramStart"/>
-            <w:r>
-              <w:rPr>
-                <w:rFonts w:ascii="Times New Roman" w:hAnsi="Times New Roman" w:cs="Times New Roman"/>
-                <w:sz w:val="28"/>
-                <w:szCs w:val="28"/>
-              </w:rPr>
-              <w:t>1:n</w:t>
-            </w:r>
-            <w:proofErr w:type="gramEnd"/>
+            <w:tcW w:w="686" w:type="dxa"/>
+            <w:shd w:val="clear" w:color="auto" w:fill="auto"/>
+          </w:tcPr>
+          <w:p>
+            <w:pPr>
+              <w:jc w:val="center"/>
+              <w:rPr>
+                <w:rFonts w:ascii="Times New Roman" w:hAnsi="Times New Roman" w:cs="Times New Roman"/>
+                <w:sz w:val="28"/>
+                <w:szCs w:val="28"/>
+              </w:rPr>
+            </w:pPr>
+          </w:p>
+        </w:tc>
+        <w:tc>
+          <w:tcPr>
+            <w:tcW w:w="686" w:type="dxa"/>
+            <w:shd w:val="clear" w:color="auto" w:fill="auto"/>
+          </w:tcPr>
+          <w:p>
+            <w:pPr>
+              <w:jc w:val="center"/>
+              <w:rPr>
+                <w:rFonts w:ascii="Times New Roman" w:hAnsi="Times New Roman" w:cs="Times New Roman"/>
+                <w:sz w:val="28"/>
+                <w:szCs w:val="28"/>
+              </w:rPr>
+            </w:pPr>
           </w:p>
         </w:tc>
       </w:tr>
       <w:tr>
         <w:tc>
           <w:tcPr>
-            <w:tcW w:w="850" w:type="dxa"/>
+            <w:tcW w:w="1847" w:type="dxa"/>
           </w:tcPr>
           <w:p>
             <w:pPr>
@@ -4189,7 +4790,7 @@
         </w:tc>
         <w:tc>
           <w:tcPr>
-            <w:tcW w:w="732" w:type="dxa"/>
+            <w:tcW w:w="689" w:type="dxa"/>
             <w:shd w:val="clear" w:color="auto" w:fill="E7E6E6" w:themeFill="background2"/>
           </w:tcPr>
           <w:p>
@@ -4213,67 +4814,68 @@
         </w:tc>
         <w:tc>
           <w:tcPr>
-            <w:tcW w:w="721" w:type="dxa"/>
-          </w:tcPr>
-          <w:p>
-            <w:pPr>
-              <w:jc w:val="center"/>
-              <w:rPr>
-                <w:rFonts w:ascii="Times New Roman" w:hAnsi="Times New Roman" w:cs="Times New Roman"/>
-                <w:sz w:val="28"/>
-                <w:szCs w:val="28"/>
-              </w:rPr>
-            </w:pPr>
-          </w:p>
-        </w:tc>
-        <w:tc>
-          <w:tcPr>
-            <w:tcW w:w="722" w:type="dxa"/>
-          </w:tcPr>
-          <w:p>
-            <w:pPr>
-              <w:jc w:val="center"/>
-              <w:rPr>
-                <w:rFonts w:ascii="Times New Roman" w:hAnsi="Times New Roman" w:cs="Times New Roman"/>
-                <w:sz w:val="28"/>
-                <w:szCs w:val="28"/>
-              </w:rPr>
-            </w:pPr>
-          </w:p>
-        </w:tc>
-        <w:tc>
-          <w:tcPr>
-            <w:tcW w:w="722" w:type="dxa"/>
-          </w:tcPr>
-          <w:p>
-            <w:pPr>
-              <w:jc w:val="center"/>
-              <w:rPr>
-                <w:rFonts w:ascii="Times New Roman" w:hAnsi="Times New Roman" w:cs="Times New Roman"/>
-                <w:sz w:val="28"/>
-                <w:szCs w:val="28"/>
-              </w:rPr>
-            </w:pPr>
-          </w:p>
-        </w:tc>
-        <w:tc>
-          <w:tcPr>
-            <w:tcW w:w="721" w:type="dxa"/>
-          </w:tcPr>
-          <w:p>
-            <w:pPr>
-              <w:jc w:val="center"/>
-              <w:rPr>
-                <w:rFonts w:ascii="Times New Roman" w:hAnsi="Times New Roman" w:cs="Times New Roman"/>
-                <w:sz w:val="28"/>
-                <w:szCs w:val="28"/>
-              </w:rPr>
-            </w:pPr>
-          </w:p>
-        </w:tc>
-        <w:tc>
-          <w:tcPr>
-            <w:tcW w:w="722" w:type="dxa"/>
+            <w:tcW w:w="623" w:type="dxa"/>
+          </w:tcPr>
+          <w:p>
+            <w:pPr>
+              <w:jc w:val="center"/>
+              <w:rPr>
+                <w:rFonts w:ascii="Times New Roman" w:hAnsi="Times New Roman" w:cs="Times New Roman"/>
+                <w:sz w:val="28"/>
+                <w:szCs w:val="28"/>
+              </w:rPr>
+            </w:pPr>
+          </w:p>
+        </w:tc>
+        <w:tc>
+          <w:tcPr>
+            <w:tcW w:w="624" w:type="dxa"/>
+          </w:tcPr>
+          <w:p>
+            <w:pPr>
+              <w:jc w:val="center"/>
+              <w:rPr>
+                <w:rFonts w:ascii="Times New Roman" w:hAnsi="Times New Roman" w:cs="Times New Roman"/>
+                <w:sz w:val="28"/>
+                <w:szCs w:val="28"/>
+              </w:rPr>
+            </w:pPr>
+          </w:p>
+        </w:tc>
+        <w:tc>
+          <w:tcPr>
+            <w:tcW w:w="624" w:type="dxa"/>
+          </w:tcPr>
+          <w:p>
+            <w:pPr>
+              <w:jc w:val="center"/>
+              <w:rPr>
+                <w:rFonts w:ascii="Times New Roman" w:hAnsi="Times New Roman" w:cs="Times New Roman"/>
+                <w:sz w:val="28"/>
+                <w:szCs w:val="28"/>
+              </w:rPr>
+            </w:pPr>
+          </w:p>
+        </w:tc>
+        <w:tc>
+          <w:tcPr>
+            <w:tcW w:w="623" w:type="dxa"/>
+          </w:tcPr>
+          <w:p>
+            <w:pPr>
+              <w:jc w:val="center"/>
+              <w:rPr>
+                <w:rFonts w:ascii="Times New Roman" w:hAnsi="Times New Roman" w:cs="Times New Roman"/>
+                <w:sz w:val="28"/>
+                <w:szCs w:val="28"/>
+              </w:rPr>
+            </w:pPr>
+          </w:p>
+        </w:tc>
+        <w:tc>
+          <w:tcPr>
+            <w:tcW w:w="624" w:type="dxa"/>
+            <w:shd w:val="clear" w:color="auto" w:fill="FFC000"/>
           </w:tcPr>
           <w:p>
             <w:pPr>
@@ -4298,30 +4900,22 @@
         </w:tc>
         <w:tc>
           <w:tcPr>
-            <w:tcW w:w="722" w:type="dxa"/>
-          </w:tcPr>
-          <w:p>
-            <w:pPr>
-              <w:jc w:val="center"/>
-              <w:rPr>
-                <w:rFonts w:ascii="Times New Roman" w:hAnsi="Times New Roman" w:cs="Times New Roman"/>
-                <w:sz w:val="28"/>
-                <w:szCs w:val="28"/>
-              </w:rPr>
-            </w:pPr>
-            <w:r>
-              <w:rPr>
-                <w:rFonts w:ascii="Times New Roman" w:hAnsi="Times New Roman" w:cs="Times New Roman"/>
-                <w:sz w:val="28"/>
-                <w:szCs w:val="28"/>
-              </w:rPr>
-              <w:t>n:1</w:t>
-            </w:r>
-          </w:p>
-        </w:tc>
-        <w:tc>
-          <w:tcPr>
-            <w:tcW w:w="722" w:type="dxa"/>
+            <w:tcW w:w="624" w:type="dxa"/>
+          </w:tcPr>
+          <w:p>
+            <w:pPr>
+              <w:jc w:val="center"/>
+              <w:rPr>
+                <w:rFonts w:ascii="Times New Roman" w:hAnsi="Times New Roman" w:cs="Times New Roman"/>
+                <w:sz w:val="28"/>
+                <w:szCs w:val="28"/>
+              </w:rPr>
+            </w:pPr>
+          </w:p>
+        </w:tc>
+        <w:tc>
+          <w:tcPr>
+            <w:tcW w:w="624" w:type="dxa"/>
           </w:tcPr>
           <w:p>
             <w:pPr>
@@ -4344,52 +4938,83 @@
         </w:tc>
         <w:tc>
           <w:tcPr>
-            <w:tcW w:w="721" w:type="dxa"/>
-          </w:tcPr>
-          <w:p>
-            <w:pPr>
-              <w:jc w:val="center"/>
-              <w:rPr>
-                <w:rFonts w:ascii="Times New Roman" w:hAnsi="Times New Roman" w:cs="Times New Roman"/>
-                <w:sz w:val="28"/>
-                <w:szCs w:val="28"/>
-              </w:rPr>
-            </w:pPr>
-          </w:p>
-        </w:tc>
-        <w:tc>
-          <w:tcPr>
-            <w:tcW w:w="722" w:type="dxa"/>
-          </w:tcPr>
-          <w:p>
-            <w:pPr>
-              <w:jc w:val="center"/>
-              <w:rPr>
-                <w:rFonts w:ascii="Times New Roman" w:hAnsi="Times New Roman" w:cs="Times New Roman"/>
-                <w:sz w:val="28"/>
-                <w:szCs w:val="28"/>
-              </w:rPr>
-            </w:pPr>
-          </w:p>
-        </w:tc>
-        <w:tc>
-          <w:tcPr>
-            <w:tcW w:w="722" w:type="dxa"/>
-          </w:tcPr>
-          <w:p>
-            <w:pPr>
-              <w:jc w:val="center"/>
-              <w:rPr>
-                <w:rFonts w:ascii="Times New Roman" w:hAnsi="Times New Roman" w:cs="Times New Roman"/>
-                <w:sz w:val="28"/>
-                <w:szCs w:val="28"/>
-              </w:rPr>
-            </w:pPr>
-          </w:p>
-        </w:tc>
-        <w:tc>
-          <w:tcPr>
-            <w:tcW w:w="722" w:type="dxa"/>
+            <w:tcW w:w="623" w:type="dxa"/>
+          </w:tcPr>
+          <w:p>
+            <w:pPr>
+              <w:jc w:val="center"/>
+              <w:rPr>
+                <w:rFonts w:ascii="Times New Roman" w:hAnsi="Times New Roman" w:cs="Times New Roman"/>
+                <w:sz w:val="28"/>
+                <w:szCs w:val="28"/>
+                <w:lang w:val="ru-RU"/>
+              </w:rPr>
+            </w:pPr>
+          </w:p>
+        </w:tc>
+        <w:tc>
+          <w:tcPr>
+            <w:tcW w:w="624" w:type="dxa"/>
+          </w:tcPr>
+          <w:p>
+            <w:pPr>
+              <w:jc w:val="center"/>
+              <w:rPr>
+                <w:rFonts w:ascii="Times New Roman" w:hAnsi="Times New Roman" w:cs="Times New Roman"/>
+                <w:sz w:val="28"/>
+                <w:szCs w:val="28"/>
+              </w:rPr>
+            </w:pPr>
+          </w:p>
+        </w:tc>
+        <w:tc>
+          <w:tcPr>
+            <w:tcW w:w="686" w:type="dxa"/>
+          </w:tcPr>
+          <w:p>
+            <w:pPr>
+              <w:jc w:val="center"/>
+              <w:rPr>
+                <w:rFonts w:ascii="Times New Roman" w:hAnsi="Times New Roman" w:cs="Times New Roman"/>
+                <w:sz w:val="28"/>
+                <w:szCs w:val="28"/>
+              </w:rPr>
+            </w:pPr>
+          </w:p>
+        </w:tc>
+        <w:tc>
+          <w:tcPr>
+            <w:tcW w:w="686" w:type="dxa"/>
+          </w:tcPr>
+          <w:p>
+            <w:pPr>
+              <w:jc w:val="center"/>
+              <w:rPr>
+                <w:rFonts w:ascii="Times New Roman" w:hAnsi="Times New Roman" w:cs="Times New Roman"/>
+                <w:sz w:val="28"/>
+                <w:szCs w:val="28"/>
+              </w:rPr>
+            </w:pPr>
+          </w:p>
+        </w:tc>
+        <w:tc>
+          <w:tcPr>
+            <w:tcW w:w="686" w:type="dxa"/>
+          </w:tcPr>
+          <w:p>
+            <w:pPr>
+              <w:jc w:val="center"/>
+              <w:rPr>
+                <w:rFonts w:ascii="Times New Roman" w:hAnsi="Times New Roman" w:cs="Times New Roman"/>
+                <w:sz w:val="28"/>
+                <w:szCs w:val="28"/>
+              </w:rPr>
+            </w:pPr>
+          </w:p>
+        </w:tc>
+        <w:tc>
+          <w:tcPr>
+            <w:tcW w:w="686" w:type="dxa"/>
           </w:tcPr>
           <w:p>
             <w:pPr>
@@ -4406,7 +5031,7 @@
       <w:tr>
         <w:tc>
           <w:tcPr>
-            <w:tcW w:w="850" w:type="dxa"/>
+            <w:tcW w:w="1847" w:type="dxa"/>
           </w:tcPr>
           <w:p>
             <w:pPr>
@@ -4433,7 +5058,7 @@
         </w:tc>
         <w:tc>
           <w:tcPr>
-            <w:tcW w:w="732" w:type="dxa"/>
+            <w:tcW w:w="689" w:type="dxa"/>
             <w:shd w:val="clear" w:color="auto" w:fill="E7E6E6" w:themeFill="background2"/>
           </w:tcPr>
           <w:p>
@@ -4457,7 +5082,8 @@
         </w:tc>
         <w:tc>
           <w:tcPr>
-            <w:tcW w:w="721" w:type="dxa"/>
+            <w:tcW w:w="623" w:type="dxa"/>
+            <w:shd w:val="clear" w:color="auto" w:fill="FFFF00"/>
           </w:tcPr>
           <w:p>
             <w:pPr>
@@ -4480,37 +5106,38 @@
         </w:tc>
         <w:tc>
           <w:tcPr>
-            <w:tcW w:w="722" w:type="dxa"/>
-          </w:tcPr>
-          <w:p>
-            <w:pPr>
-              <w:jc w:val="center"/>
-              <w:rPr>
-                <w:rFonts w:ascii="Times New Roman" w:hAnsi="Times New Roman" w:cs="Times New Roman"/>
-                <w:sz w:val="28"/>
-                <w:szCs w:val="28"/>
-              </w:rPr>
-            </w:pPr>
-          </w:p>
-        </w:tc>
-        <w:tc>
-          <w:tcPr>
-            <w:tcW w:w="722" w:type="dxa"/>
-          </w:tcPr>
-          <w:p>
-            <w:pPr>
-              <w:jc w:val="center"/>
-              <w:rPr>
-                <w:rFonts w:ascii="Times New Roman" w:hAnsi="Times New Roman" w:cs="Times New Roman"/>
-                <w:sz w:val="28"/>
-                <w:szCs w:val="28"/>
-              </w:rPr>
-            </w:pPr>
-          </w:p>
-        </w:tc>
-        <w:tc>
-          <w:tcPr>
-            <w:tcW w:w="721" w:type="dxa"/>
+            <w:tcW w:w="624" w:type="dxa"/>
+          </w:tcPr>
+          <w:p>
+            <w:pPr>
+              <w:jc w:val="center"/>
+              <w:rPr>
+                <w:rFonts w:ascii="Times New Roman" w:hAnsi="Times New Roman" w:cs="Times New Roman"/>
+                <w:sz w:val="28"/>
+                <w:szCs w:val="28"/>
+              </w:rPr>
+            </w:pPr>
+          </w:p>
+        </w:tc>
+        <w:tc>
+          <w:tcPr>
+            <w:tcW w:w="624" w:type="dxa"/>
+          </w:tcPr>
+          <w:p>
+            <w:pPr>
+              <w:jc w:val="center"/>
+              <w:rPr>
+                <w:rFonts w:ascii="Times New Roman" w:hAnsi="Times New Roman" w:cs="Times New Roman"/>
+                <w:sz w:val="28"/>
+                <w:szCs w:val="28"/>
+              </w:rPr>
+            </w:pPr>
+          </w:p>
+        </w:tc>
+        <w:tc>
+          <w:tcPr>
+            <w:tcW w:w="623" w:type="dxa"/>
+            <w:shd w:val="clear" w:color="auto" w:fill="FFFF00"/>
           </w:tcPr>
           <w:p>
             <w:pPr>
@@ -4533,7 +5160,8 @@
         </w:tc>
         <w:tc>
           <w:tcPr>
-            <w:tcW w:w="722" w:type="dxa"/>
+            <w:tcW w:w="624" w:type="dxa"/>
+            <w:shd w:val="clear" w:color="auto" w:fill="FFC000"/>
           </w:tcPr>
           <w:p>
             <w:pPr>
@@ -4558,37 +5186,37 @@
         </w:tc>
         <w:tc>
           <w:tcPr>
-            <w:tcW w:w="722" w:type="dxa"/>
-          </w:tcPr>
-          <w:p>
-            <w:pPr>
-              <w:jc w:val="center"/>
-              <w:rPr>
-                <w:rFonts w:ascii="Times New Roman" w:hAnsi="Times New Roman" w:cs="Times New Roman"/>
-                <w:sz w:val="28"/>
-                <w:szCs w:val="28"/>
-              </w:rPr>
-            </w:pPr>
-          </w:p>
-        </w:tc>
-        <w:tc>
-          <w:tcPr>
-            <w:tcW w:w="722" w:type="dxa"/>
-          </w:tcPr>
-          <w:p>
-            <w:pPr>
-              <w:jc w:val="center"/>
-              <w:rPr>
-                <w:rFonts w:ascii="Times New Roman" w:hAnsi="Times New Roman" w:cs="Times New Roman"/>
-                <w:sz w:val="28"/>
-                <w:szCs w:val="28"/>
-              </w:rPr>
-            </w:pPr>
-          </w:p>
-        </w:tc>
-        <w:tc>
-          <w:tcPr>
-            <w:tcW w:w="721" w:type="dxa"/>
+            <w:tcW w:w="624" w:type="dxa"/>
+          </w:tcPr>
+          <w:p>
+            <w:pPr>
+              <w:jc w:val="center"/>
+              <w:rPr>
+                <w:rFonts w:ascii="Times New Roman" w:hAnsi="Times New Roman" w:cs="Times New Roman"/>
+                <w:sz w:val="28"/>
+                <w:szCs w:val="28"/>
+              </w:rPr>
+            </w:pPr>
+          </w:p>
+        </w:tc>
+        <w:tc>
+          <w:tcPr>
+            <w:tcW w:w="624" w:type="dxa"/>
+          </w:tcPr>
+          <w:p>
+            <w:pPr>
+              <w:jc w:val="center"/>
+              <w:rPr>
+                <w:rFonts w:ascii="Times New Roman" w:hAnsi="Times New Roman" w:cs="Times New Roman"/>
+                <w:sz w:val="28"/>
+                <w:szCs w:val="28"/>
+              </w:rPr>
+            </w:pPr>
+          </w:p>
+        </w:tc>
+        <w:tc>
+          <w:tcPr>
+            <w:tcW w:w="623" w:type="dxa"/>
           </w:tcPr>
           <w:p>
             <w:pPr>
@@ -4611,45 +5239,76 @@
         </w:tc>
         <w:tc>
           <w:tcPr>
-            <w:tcW w:w="722" w:type="dxa"/>
-          </w:tcPr>
-          <w:p>
-            <w:pPr>
-              <w:jc w:val="center"/>
-              <w:rPr>
-                <w:rFonts w:ascii="Times New Roman" w:hAnsi="Times New Roman" w:cs="Times New Roman"/>
-                <w:sz w:val="28"/>
-                <w:szCs w:val="28"/>
-              </w:rPr>
-            </w:pPr>
-          </w:p>
-        </w:tc>
-        <w:tc>
-          <w:tcPr>
-            <w:tcW w:w="722" w:type="dxa"/>
-          </w:tcPr>
-          <w:p>
-            <w:pPr>
-              <w:jc w:val="center"/>
-              <w:rPr>
-                <w:rFonts w:ascii="Times New Roman" w:hAnsi="Times New Roman" w:cs="Times New Roman"/>
-                <w:sz w:val="28"/>
-                <w:szCs w:val="28"/>
-              </w:rPr>
-            </w:pPr>
-          </w:p>
-        </w:tc>
-        <w:tc>
-          <w:tcPr>
-            <w:tcW w:w="722" w:type="dxa"/>
-          </w:tcPr>
-          <w:p>
-            <w:pPr>
-              <w:jc w:val="center"/>
-              <w:rPr>
-                <w:rFonts w:ascii="Times New Roman" w:hAnsi="Times New Roman" w:cs="Times New Roman"/>
-                <w:sz w:val="28"/>
-                <w:szCs w:val="28"/>
+            <w:tcW w:w="624" w:type="dxa"/>
+          </w:tcPr>
+          <w:p>
+            <w:pPr>
+              <w:jc w:val="center"/>
+              <w:rPr>
+                <w:rFonts w:ascii="Times New Roman" w:hAnsi="Times New Roman" w:cs="Times New Roman"/>
+                <w:sz w:val="28"/>
+                <w:szCs w:val="28"/>
+              </w:rPr>
+            </w:pPr>
+          </w:p>
+        </w:tc>
+        <w:tc>
+          <w:tcPr>
+            <w:tcW w:w="686" w:type="dxa"/>
+          </w:tcPr>
+          <w:p>
+            <w:pPr>
+              <w:jc w:val="center"/>
+              <w:rPr>
+                <w:rFonts w:ascii="Times New Roman" w:hAnsi="Times New Roman" w:cs="Times New Roman"/>
+                <w:sz w:val="28"/>
+                <w:szCs w:val="28"/>
+              </w:rPr>
+            </w:pPr>
+          </w:p>
+        </w:tc>
+        <w:tc>
+          <w:tcPr>
+            <w:tcW w:w="686" w:type="dxa"/>
+          </w:tcPr>
+          <w:p>
+            <w:pPr>
+              <w:jc w:val="center"/>
+              <w:rPr>
+                <w:rFonts w:ascii="Times New Roman" w:hAnsi="Times New Roman" w:cs="Times New Roman"/>
+                <w:sz w:val="28"/>
+                <w:szCs w:val="28"/>
+              </w:rPr>
+            </w:pPr>
+          </w:p>
+        </w:tc>
+        <w:tc>
+          <w:tcPr>
+            <w:tcW w:w="686" w:type="dxa"/>
+          </w:tcPr>
+          <w:p>
+            <w:pPr>
+              <w:jc w:val="center"/>
+              <w:rPr>
+                <w:rFonts w:ascii="Times New Roman" w:hAnsi="Times New Roman" w:cs="Times New Roman"/>
+                <w:sz w:val="28"/>
+                <w:szCs w:val="28"/>
+              </w:rPr>
+            </w:pPr>
+          </w:p>
+        </w:tc>
+        <w:tc>
+          <w:tcPr>
+            <w:tcW w:w="686" w:type="dxa"/>
+          </w:tcPr>
+          <w:p>
+            <w:pPr>
+              <w:jc w:val="center"/>
+              <w:rPr>
+                <w:rFonts w:ascii="Times New Roman" w:hAnsi="Times New Roman" w:cs="Times New Roman"/>
+                <w:sz w:val="28"/>
+                <w:szCs w:val="28"/>
+                <w:lang w:val="ru-RU"/>
               </w:rPr>
             </w:pPr>
           </w:p>
@@ -4658,7 +5317,7 @@
       <w:tr>
         <w:tc>
           <w:tcPr>
-            <w:tcW w:w="850" w:type="dxa"/>
+            <w:tcW w:w="1847" w:type="dxa"/>
           </w:tcPr>
           <w:p>
             <w:pPr>
@@ -4685,7 +5344,7 @@
         </w:tc>
         <w:tc>
           <w:tcPr>
-            <w:tcW w:w="732" w:type="dxa"/>
+            <w:tcW w:w="689" w:type="dxa"/>
             <w:shd w:val="clear" w:color="auto" w:fill="E7E6E6" w:themeFill="background2"/>
           </w:tcPr>
           <w:p>
@@ -4709,7 +5368,8 @@
         </w:tc>
         <w:tc>
           <w:tcPr>
-            <w:tcW w:w="721" w:type="dxa"/>
+            <w:tcW w:w="623" w:type="dxa"/>
+            <w:shd w:val="clear" w:color="auto" w:fill="FFFF00"/>
           </w:tcPr>
           <w:p>
             <w:pPr>
@@ -4732,22 +5392,23 @@
         </w:tc>
         <w:tc>
           <w:tcPr>
-            <w:tcW w:w="722" w:type="dxa"/>
-          </w:tcPr>
-          <w:p>
-            <w:pPr>
-              <w:jc w:val="center"/>
-              <w:rPr>
-                <w:rFonts w:ascii="Times New Roman" w:hAnsi="Times New Roman" w:cs="Times New Roman"/>
-                <w:sz w:val="28"/>
-                <w:szCs w:val="28"/>
-              </w:rPr>
-            </w:pPr>
-          </w:p>
-        </w:tc>
-        <w:tc>
-          <w:tcPr>
-            <w:tcW w:w="722" w:type="dxa"/>
+            <w:tcW w:w="624" w:type="dxa"/>
+          </w:tcPr>
+          <w:p>
+            <w:pPr>
+              <w:jc w:val="center"/>
+              <w:rPr>
+                <w:rFonts w:ascii="Times New Roman" w:hAnsi="Times New Roman" w:cs="Times New Roman"/>
+                <w:sz w:val="28"/>
+                <w:szCs w:val="28"/>
+              </w:rPr>
+            </w:pPr>
+          </w:p>
+        </w:tc>
+        <w:tc>
+          <w:tcPr>
+            <w:tcW w:w="624" w:type="dxa"/>
+            <w:shd w:val="clear" w:color="auto" w:fill="FFFF00"/>
           </w:tcPr>
           <w:p>
             <w:pPr>
@@ -4770,7 +5431,8 @@
         </w:tc>
         <w:tc>
           <w:tcPr>
-            <w:tcW w:w="721" w:type="dxa"/>
+            <w:tcW w:w="623" w:type="dxa"/>
+            <w:shd w:val="clear" w:color="auto" w:fill="FFFF00"/>
           </w:tcPr>
           <w:p>
             <w:pPr>
@@ -4793,7 +5455,8 @@
         </w:tc>
         <w:tc>
           <w:tcPr>
-            <w:tcW w:w="722" w:type="dxa"/>
+            <w:tcW w:w="624" w:type="dxa"/>
+            <w:shd w:val="clear" w:color="auto" w:fill="FFC000"/>
           </w:tcPr>
           <w:p>
             <w:pPr>
@@ -4818,52 +5481,52 @@
         </w:tc>
         <w:tc>
           <w:tcPr>
-            <w:tcW w:w="722" w:type="dxa"/>
-          </w:tcPr>
-          <w:p>
-            <w:pPr>
-              <w:jc w:val="center"/>
-              <w:rPr>
-                <w:rFonts w:ascii="Times New Roman" w:hAnsi="Times New Roman" w:cs="Times New Roman"/>
-                <w:sz w:val="28"/>
-                <w:szCs w:val="28"/>
-              </w:rPr>
-            </w:pPr>
-          </w:p>
-        </w:tc>
-        <w:tc>
-          <w:tcPr>
-            <w:tcW w:w="722" w:type="dxa"/>
-          </w:tcPr>
-          <w:p>
-            <w:pPr>
-              <w:jc w:val="center"/>
-              <w:rPr>
-                <w:rFonts w:ascii="Times New Roman" w:hAnsi="Times New Roman" w:cs="Times New Roman"/>
-                <w:sz w:val="28"/>
-                <w:szCs w:val="28"/>
-              </w:rPr>
-            </w:pPr>
-          </w:p>
-        </w:tc>
-        <w:tc>
-          <w:tcPr>
-            <w:tcW w:w="721" w:type="dxa"/>
-          </w:tcPr>
-          <w:p>
-            <w:pPr>
-              <w:jc w:val="center"/>
-              <w:rPr>
-                <w:rFonts w:ascii="Times New Roman" w:hAnsi="Times New Roman" w:cs="Times New Roman"/>
-                <w:sz w:val="28"/>
-                <w:szCs w:val="28"/>
-              </w:rPr>
-            </w:pPr>
-          </w:p>
-        </w:tc>
-        <w:tc>
-          <w:tcPr>
-            <w:tcW w:w="722" w:type="dxa"/>
+            <w:tcW w:w="624" w:type="dxa"/>
+          </w:tcPr>
+          <w:p>
+            <w:pPr>
+              <w:jc w:val="center"/>
+              <w:rPr>
+                <w:rFonts w:ascii="Times New Roman" w:hAnsi="Times New Roman" w:cs="Times New Roman"/>
+                <w:sz w:val="28"/>
+                <w:szCs w:val="28"/>
+              </w:rPr>
+            </w:pPr>
+          </w:p>
+        </w:tc>
+        <w:tc>
+          <w:tcPr>
+            <w:tcW w:w="624" w:type="dxa"/>
+          </w:tcPr>
+          <w:p>
+            <w:pPr>
+              <w:jc w:val="center"/>
+              <w:rPr>
+                <w:rFonts w:ascii="Times New Roman" w:hAnsi="Times New Roman" w:cs="Times New Roman"/>
+                <w:sz w:val="28"/>
+                <w:szCs w:val="28"/>
+              </w:rPr>
+            </w:pPr>
+          </w:p>
+        </w:tc>
+        <w:tc>
+          <w:tcPr>
+            <w:tcW w:w="623" w:type="dxa"/>
+          </w:tcPr>
+          <w:p>
+            <w:pPr>
+              <w:jc w:val="center"/>
+              <w:rPr>
+                <w:rFonts w:ascii="Times New Roman" w:hAnsi="Times New Roman" w:cs="Times New Roman"/>
+                <w:sz w:val="28"/>
+                <w:szCs w:val="28"/>
+              </w:rPr>
+            </w:pPr>
+          </w:p>
+        </w:tc>
+        <w:tc>
+          <w:tcPr>
+            <w:tcW w:w="624" w:type="dxa"/>
           </w:tcPr>
           <w:p>
             <w:pPr>
@@ -4886,39 +5549,78 @@
         </w:tc>
         <w:tc>
           <w:tcPr>
-            <w:tcW w:w="722" w:type="dxa"/>
-          </w:tcPr>
-          <w:p>
-            <w:pPr>
-              <w:jc w:val="center"/>
-              <w:rPr>
-                <w:rFonts w:ascii="Times New Roman" w:hAnsi="Times New Roman" w:cs="Times New Roman"/>
-                <w:sz w:val="28"/>
-                <w:szCs w:val="28"/>
-              </w:rPr>
-            </w:pPr>
-          </w:p>
-        </w:tc>
-        <w:tc>
-          <w:tcPr>
-            <w:tcW w:w="722" w:type="dxa"/>
-          </w:tcPr>
-          <w:p>
-            <w:pPr>
-              <w:jc w:val="center"/>
-              <w:rPr>
-                <w:rFonts w:ascii="Times New Roman" w:hAnsi="Times New Roman" w:cs="Times New Roman"/>
-                <w:sz w:val="28"/>
-                <w:szCs w:val="28"/>
-              </w:rPr>
-            </w:pPr>
+            <w:tcW w:w="686" w:type="dxa"/>
+          </w:tcPr>
+          <w:p>
+            <w:pPr>
+              <w:jc w:val="center"/>
+              <w:rPr>
+                <w:rFonts w:ascii="Times New Roman" w:hAnsi="Times New Roman" w:cs="Times New Roman"/>
+                <w:sz w:val="28"/>
+                <w:szCs w:val="28"/>
+              </w:rPr>
+            </w:pPr>
+          </w:p>
+        </w:tc>
+        <w:tc>
+          <w:tcPr>
+            <w:tcW w:w="686" w:type="dxa"/>
+          </w:tcPr>
+          <w:p>
+            <w:pPr>
+              <w:jc w:val="center"/>
+              <w:rPr>
+                <w:rFonts w:ascii="Times New Roman" w:hAnsi="Times New Roman" w:cs="Times New Roman"/>
+                <w:sz w:val="28"/>
+                <w:szCs w:val="28"/>
+              </w:rPr>
+            </w:pPr>
+          </w:p>
+        </w:tc>
+        <w:tc>
+          <w:tcPr>
+            <w:tcW w:w="686" w:type="dxa"/>
+          </w:tcPr>
+          <w:p>
+            <w:pPr>
+              <w:jc w:val="center"/>
+              <w:rPr>
+                <w:rFonts w:ascii="Times New Roman" w:hAnsi="Times New Roman" w:cs="Times New Roman"/>
+                <w:sz w:val="28"/>
+                <w:szCs w:val="28"/>
+              </w:rPr>
+            </w:pPr>
+          </w:p>
+        </w:tc>
+        <w:tc>
+          <w:tcPr>
+            <w:tcW w:w="686" w:type="dxa"/>
+            <w:shd w:val="clear" w:color="auto" w:fill="92D050"/>
+          </w:tcPr>
+          <w:p>
+            <w:pPr>
+              <w:jc w:val="center"/>
+              <w:rPr>
+                <w:rFonts w:ascii="Times New Roman" w:hAnsi="Times New Roman" w:cs="Times New Roman"/>
+                <w:sz w:val="28"/>
+                <w:szCs w:val="28"/>
+              </w:rPr>
+            </w:pPr>
+            <w:r>
+              <w:rPr>
+                <w:rFonts w:ascii="Times New Roman" w:hAnsi="Times New Roman" w:cs="Times New Roman"/>
+                <w:sz w:val="28"/>
+                <w:szCs w:val="28"/>
+              </w:rPr>
+              <w:t>1:1</w:t>
+            </w:r>
           </w:p>
         </w:tc>
       </w:tr>
       <w:tr>
         <w:tc>
           <w:tcPr>
-            <w:tcW w:w="850" w:type="dxa"/>
+            <w:tcW w:w="1847" w:type="dxa"/>
           </w:tcPr>
           <w:p>
             <w:pPr>
@@ -4945,7 +5647,7 @@
         </w:tc>
         <w:tc>
           <w:tcPr>
-            <w:tcW w:w="732" w:type="dxa"/>
+            <w:tcW w:w="689" w:type="dxa"/>
             <w:shd w:val="clear" w:color="auto" w:fill="E7E6E6" w:themeFill="background2"/>
           </w:tcPr>
           <w:p>
@@ -4969,7 +5671,8 @@
         </w:tc>
         <w:tc>
           <w:tcPr>
-            <w:tcW w:w="721" w:type="dxa"/>
+            <w:tcW w:w="623" w:type="dxa"/>
+            <w:shd w:val="clear" w:color="auto" w:fill="FFFF00"/>
           </w:tcPr>
           <w:p>
             <w:pPr>
@@ -4992,22 +5695,23 @@
         </w:tc>
         <w:tc>
           <w:tcPr>
-            <w:tcW w:w="722" w:type="dxa"/>
-          </w:tcPr>
-          <w:p>
-            <w:pPr>
-              <w:jc w:val="center"/>
-              <w:rPr>
-                <w:rFonts w:ascii="Times New Roman" w:hAnsi="Times New Roman" w:cs="Times New Roman"/>
-                <w:sz w:val="28"/>
-                <w:szCs w:val="28"/>
-              </w:rPr>
-            </w:pPr>
-          </w:p>
-        </w:tc>
-        <w:tc>
-          <w:tcPr>
-            <w:tcW w:w="722" w:type="dxa"/>
+            <w:tcW w:w="624" w:type="dxa"/>
+          </w:tcPr>
+          <w:p>
+            <w:pPr>
+              <w:jc w:val="center"/>
+              <w:rPr>
+                <w:rFonts w:ascii="Times New Roman" w:hAnsi="Times New Roman" w:cs="Times New Roman"/>
+                <w:sz w:val="28"/>
+                <w:szCs w:val="28"/>
+              </w:rPr>
+            </w:pPr>
+          </w:p>
+        </w:tc>
+        <w:tc>
+          <w:tcPr>
+            <w:tcW w:w="624" w:type="dxa"/>
+            <w:shd w:val="clear" w:color="auto" w:fill="FFFF00"/>
           </w:tcPr>
           <w:p>
             <w:pPr>
@@ -5030,22 +5734,32 @@
         </w:tc>
         <w:tc>
           <w:tcPr>
-            <w:tcW w:w="721" w:type="dxa"/>
-          </w:tcPr>
-          <w:p>
-            <w:pPr>
-              <w:jc w:val="center"/>
-              <w:rPr>
-                <w:rFonts w:ascii="Times New Roman" w:hAnsi="Times New Roman" w:cs="Times New Roman"/>
-                <w:sz w:val="28"/>
-                <w:szCs w:val="28"/>
-              </w:rPr>
-            </w:pPr>
-          </w:p>
-        </w:tc>
-        <w:tc>
-          <w:tcPr>
-            <w:tcW w:w="722" w:type="dxa"/>
+            <w:tcW w:w="623" w:type="dxa"/>
+            <w:shd w:val="clear" w:color="auto" w:fill="FFFF00"/>
+          </w:tcPr>
+          <w:p>
+            <w:pPr>
+              <w:jc w:val="center"/>
+              <w:rPr>
+                <w:rFonts w:ascii="Times New Roman" w:hAnsi="Times New Roman" w:cs="Times New Roman"/>
+                <w:sz w:val="28"/>
+                <w:szCs w:val="28"/>
+              </w:rPr>
+            </w:pPr>
+            <w:r>
+              <w:rPr>
+                <w:rFonts w:ascii="Times New Roman" w:hAnsi="Times New Roman" w:cs="Times New Roman"/>
+                <w:sz w:val="28"/>
+                <w:szCs w:val="28"/>
+              </w:rPr>
+              <w:t>n:1</w:t>
+            </w:r>
+          </w:p>
+        </w:tc>
+        <w:tc>
+          <w:tcPr>
+            <w:tcW w:w="624" w:type="dxa"/>
+            <w:shd w:val="clear" w:color="auto" w:fill="FFC000"/>
           </w:tcPr>
           <w:p>
             <w:pPr>
@@ -5070,67 +5784,67 @@
         </w:tc>
         <w:tc>
           <w:tcPr>
-            <w:tcW w:w="722" w:type="dxa"/>
-          </w:tcPr>
-          <w:p>
-            <w:pPr>
-              <w:jc w:val="center"/>
-              <w:rPr>
-                <w:rFonts w:ascii="Times New Roman" w:hAnsi="Times New Roman" w:cs="Times New Roman"/>
-                <w:sz w:val="28"/>
-                <w:szCs w:val="28"/>
-              </w:rPr>
-            </w:pPr>
-          </w:p>
-        </w:tc>
-        <w:tc>
-          <w:tcPr>
-            <w:tcW w:w="722" w:type="dxa"/>
-          </w:tcPr>
-          <w:p>
-            <w:pPr>
-              <w:jc w:val="center"/>
-              <w:rPr>
-                <w:rFonts w:ascii="Times New Roman" w:hAnsi="Times New Roman" w:cs="Times New Roman"/>
-                <w:sz w:val="28"/>
-                <w:szCs w:val="28"/>
-              </w:rPr>
-            </w:pPr>
-          </w:p>
-        </w:tc>
-        <w:tc>
-          <w:tcPr>
-            <w:tcW w:w="721" w:type="dxa"/>
-          </w:tcPr>
-          <w:p>
-            <w:pPr>
-              <w:jc w:val="center"/>
-              <w:rPr>
-                <w:rFonts w:ascii="Times New Roman" w:hAnsi="Times New Roman" w:cs="Times New Roman"/>
-                <w:sz w:val="28"/>
-                <w:szCs w:val="28"/>
-              </w:rPr>
-            </w:pPr>
-          </w:p>
-        </w:tc>
-        <w:tc>
-          <w:tcPr>
-            <w:tcW w:w="722" w:type="dxa"/>
-          </w:tcPr>
-          <w:p>
-            <w:pPr>
-              <w:jc w:val="center"/>
-              <w:rPr>
-                <w:rFonts w:ascii="Times New Roman" w:hAnsi="Times New Roman" w:cs="Times New Roman"/>
-                <w:sz w:val="28"/>
-                <w:szCs w:val="28"/>
-              </w:rPr>
-            </w:pPr>
-          </w:p>
-        </w:tc>
-        <w:tc>
-          <w:tcPr>
-            <w:tcW w:w="722" w:type="dxa"/>
+            <w:tcW w:w="624" w:type="dxa"/>
+          </w:tcPr>
+          <w:p>
+            <w:pPr>
+              <w:jc w:val="center"/>
+              <w:rPr>
+                <w:rFonts w:ascii="Times New Roman" w:hAnsi="Times New Roman" w:cs="Times New Roman"/>
+                <w:sz w:val="28"/>
+                <w:szCs w:val="28"/>
+              </w:rPr>
+            </w:pPr>
+          </w:p>
+        </w:tc>
+        <w:tc>
+          <w:tcPr>
+            <w:tcW w:w="624" w:type="dxa"/>
+          </w:tcPr>
+          <w:p>
+            <w:pPr>
+              <w:jc w:val="center"/>
+              <w:rPr>
+                <w:rFonts w:ascii="Times New Roman" w:hAnsi="Times New Roman" w:cs="Times New Roman"/>
+                <w:sz w:val="28"/>
+                <w:szCs w:val="28"/>
+              </w:rPr>
+            </w:pPr>
+          </w:p>
+        </w:tc>
+        <w:tc>
+          <w:tcPr>
+            <w:tcW w:w="623" w:type="dxa"/>
+          </w:tcPr>
+          <w:p>
+            <w:pPr>
+              <w:jc w:val="center"/>
+              <w:rPr>
+                <w:rFonts w:ascii="Times New Roman" w:hAnsi="Times New Roman" w:cs="Times New Roman"/>
+                <w:sz w:val="28"/>
+                <w:szCs w:val="28"/>
+              </w:rPr>
+            </w:pPr>
+          </w:p>
+        </w:tc>
+        <w:tc>
+          <w:tcPr>
+            <w:tcW w:w="624" w:type="dxa"/>
+          </w:tcPr>
+          <w:p>
+            <w:pPr>
+              <w:jc w:val="center"/>
+              <w:rPr>
+                <w:rFonts w:ascii="Times New Roman" w:hAnsi="Times New Roman" w:cs="Times New Roman"/>
+                <w:sz w:val="28"/>
+                <w:szCs w:val="28"/>
+              </w:rPr>
+            </w:pPr>
+          </w:p>
+        </w:tc>
+        <w:tc>
+          <w:tcPr>
+            <w:tcW w:w="686" w:type="dxa"/>
           </w:tcPr>
           <w:p>
             <w:pPr>
@@ -5153,24 +5867,63 @@
         </w:tc>
         <w:tc>
           <w:tcPr>
-            <w:tcW w:w="722" w:type="dxa"/>
-          </w:tcPr>
-          <w:p>
-            <w:pPr>
-              <w:jc w:val="center"/>
-              <w:rPr>
-                <w:rFonts w:ascii="Times New Roman" w:hAnsi="Times New Roman" w:cs="Times New Roman"/>
-                <w:sz w:val="28"/>
-                <w:szCs w:val="28"/>
-              </w:rPr>
-            </w:pPr>
+            <w:tcW w:w="686" w:type="dxa"/>
+          </w:tcPr>
+          <w:p>
+            <w:pPr>
+              <w:jc w:val="center"/>
+              <w:rPr>
+                <w:rFonts w:ascii="Times New Roman" w:hAnsi="Times New Roman" w:cs="Times New Roman"/>
+                <w:sz w:val="28"/>
+                <w:szCs w:val="28"/>
+              </w:rPr>
+            </w:pPr>
+          </w:p>
+        </w:tc>
+        <w:tc>
+          <w:tcPr>
+            <w:tcW w:w="686" w:type="dxa"/>
+          </w:tcPr>
+          <w:p>
+            <w:pPr>
+              <w:jc w:val="center"/>
+              <w:rPr>
+                <w:rFonts w:ascii="Times New Roman" w:hAnsi="Times New Roman" w:cs="Times New Roman"/>
+                <w:sz w:val="28"/>
+                <w:szCs w:val="28"/>
+              </w:rPr>
+            </w:pPr>
+          </w:p>
+        </w:tc>
+        <w:tc>
+          <w:tcPr>
+            <w:tcW w:w="686" w:type="dxa"/>
+            <w:shd w:val="clear" w:color="auto" w:fill="92D050"/>
+          </w:tcPr>
+          <w:p>
+            <w:pPr>
+              <w:jc w:val="center"/>
+              <w:rPr>
+                <w:rFonts w:ascii="Times New Roman" w:hAnsi="Times New Roman" w:cs="Times New Roman"/>
+                <w:sz w:val="28"/>
+                <w:szCs w:val="28"/>
+              </w:rPr>
+            </w:pPr>
+            <w:r>
+              <w:rPr>
+                <w:rFonts w:ascii="Times New Roman" w:hAnsi="Times New Roman" w:cs="Times New Roman"/>
+                <w:sz w:val="28"/>
+                <w:szCs w:val="28"/>
+              </w:rPr>
+              <w:t>1:1</w:t>
+            </w:r>
           </w:p>
         </w:tc>
       </w:tr>
       <w:tr>
         <w:tc>
           <w:tcPr>
-            <w:tcW w:w="850" w:type="dxa"/>
+            <w:tcW w:w="1847" w:type="dxa"/>
           </w:tcPr>
           <w:p>
             <w:pPr>
@@ -5197,7 +5950,7 @@
         </w:tc>
         <w:tc>
           <w:tcPr>
-            <w:tcW w:w="732" w:type="dxa"/>
+            <w:tcW w:w="689" w:type="dxa"/>
             <w:shd w:val="clear" w:color="auto" w:fill="E7E6E6" w:themeFill="background2"/>
           </w:tcPr>
           <w:p>
@@ -5223,67 +5976,68 @@
         </w:tc>
         <w:tc>
           <w:tcPr>
-            <w:tcW w:w="721" w:type="dxa"/>
-          </w:tcPr>
-          <w:p>
-            <w:pPr>
-              <w:jc w:val="center"/>
-              <w:rPr>
-                <w:rFonts w:ascii="Times New Roman" w:hAnsi="Times New Roman" w:cs="Times New Roman"/>
-                <w:sz w:val="28"/>
-                <w:szCs w:val="28"/>
-              </w:rPr>
-            </w:pPr>
-          </w:p>
-        </w:tc>
-        <w:tc>
-          <w:tcPr>
-            <w:tcW w:w="722" w:type="dxa"/>
-          </w:tcPr>
-          <w:p>
-            <w:pPr>
-              <w:jc w:val="center"/>
-              <w:rPr>
-                <w:rFonts w:ascii="Times New Roman" w:hAnsi="Times New Roman" w:cs="Times New Roman"/>
-                <w:sz w:val="28"/>
-                <w:szCs w:val="28"/>
-              </w:rPr>
-            </w:pPr>
-          </w:p>
-        </w:tc>
-        <w:tc>
-          <w:tcPr>
-            <w:tcW w:w="722" w:type="dxa"/>
-          </w:tcPr>
-          <w:p>
-            <w:pPr>
-              <w:jc w:val="center"/>
-              <w:rPr>
-                <w:rFonts w:ascii="Times New Roman" w:hAnsi="Times New Roman" w:cs="Times New Roman"/>
-                <w:sz w:val="28"/>
-                <w:szCs w:val="28"/>
-              </w:rPr>
-            </w:pPr>
-          </w:p>
-        </w:tc>
-        <w:tc>
-          <w:tcPr>
-            <w:tcW w:w="721" w:type="dxa"/>
-          </w:tcPr>
-          <w:p>
-            <w:pPr>
-              <w:jc w:val="center"/>
-              <w:rPr>
-                <w:rFonts w:ascii="Times New Roman" w:hAnsi="Times New Roman" w:cs="Times New Roman"/>
-                <w:sz w:val="28"/>
-                <w:szCs w:val="28"/>
-              </w:rPr>
-            </w:pPr>
-          </w:p>
-        </w:tc>
-        <w:tc>
-          <w:tcPr>
-            <w:tcW w:w="722" w:type="dxa"/>
+            <w:tcW w:w="623" w:type="dxa"/>
+          </w:tcPr>
+          <w:p>
+            <w:pPr>
+              <w:jc w:val="center"/>
+              <w:rPr>
+                <w:rFonts w:ascii="Times New Roman" w:hAnsi="Times New Roman" w:cs="Times New Roman"/>
+                <w:sz w:val="28"/>
+                <w:szCs w:val="28"/>
+              </w:rPr>
+            </w:pPr>
+          </w:p>
+        </w:tc>
+        <w:tc>
+          <w:tcPr>
+            <w:tcW w:w="624" w:type="dxa"/>
+          </w:tcPr>
+          <w:p>
+            <w:pPr>
+              <w:jc w:val="center"/>
+              <w:rPr>
+                <w:rFonts w:ascii="Times New Roman" w:hAnsi="Times New Roman" w:cs="Times New Roman"/>
+                <w:sz w:val="28"/>
+                <w:szCs w:val="28"/>
+              </w:rPr>
+            </w:pPr>
+          </w:p>
+        </w:tc>
+        <w:tc>
+          <w:tcPr>
+            <w:tcW w:w="624" w:type="dxa"/>
+          </w:tcPr>
+          <w:p>
+            <w:pPr>
+              <w:jc w:val="center"/>
+              <w:rPr>
+                <w:rFonts w:ascii="Times New Roman" w:hAnsi="Times New Roman" w:cs="Times New Roman"/>
+                <w:sz w:val="28"/>
+                <w:szCs w:val="28"/>
+              </w:rPr>
+            </w:pPr>
+          </w:p>
+        </w:tc>
+        <w:tc>
+          <w:tcPr>
+            <w:tcW w:w="623" w:type="dxa"/>
+          </w:tcPr>
+          <w:p>
+            <w:pPr>
+              <w:jc w:val="center"/>
+              <w:rPr>
+                <w:rFonts w:ascii="Times New Roman" w:hAnsi="Times New Roman" w:cs="Times New Roman"/>
+                <w:sz w:val="28"/>
+                <w:szCs w:val="28"/>
+              </w:rPr>
+            </w:pPr>
+          </w:p>
+        </w:tc>
+        <w:tc>
+          <w:tcPr>
+            <w:tcW w:w="624" w:type="dxa"/>
+            <w:shd w:val="clear" w:color="auto" w:fill="FFC000"/>
           </w:tcPr>
           <w:p>
             <w:pPr>
@@ -5308,7 +6062,8 @@
         </w:tc>
         <w:tc>
           <w:tcPr>
-            <w:tcW w:w="722" w:type="dxa"/>
+            <w:tcW w:w="624" w:type="dxa"/>
+            <w:shd w:val="clear" w:color="auto" w:fill="FFFF00"/>
           </w:tcPr>
           <w:p>
             <w:pPr>
@@ -5331,82 +6086,708 @@
         </w:tc>
         <w:tc>
           <w:tcPr>
-            <w:tcW w:w="722" w:type="dxa"/>
-          </w:tcPr>
-          <w:p>
-            <w:pPr>
-              <w:jc w:val="center"/>
-              <w:rPr>
-                <w:rFonts w:ascii="Times New Roman" w:hAnsi="Times New Roman" w:cs="Times New Roman"/>
-                <w:sz w:val="28"/>
-                <w:szCs w:val="28"/>
-              </w:rPr>
-            </w:pPr>
-          </w:p>
-        </w:tc>
-        <w:tc>
-          <w:tcPr>
-            <w:tcW w:w="721" w:type="dxa"/>
-          </w:tcPr>
-          <w:p>
-            <w:pPr>
-              <w:jc w:val="center"/>
-              <w:rPr>
-                <w:rFonts w:ascii="Times New Roman" w:hAnsi="Times New Roman" w:cs="Times New Roman"/>
-                <w:sz w:val="28"/>
-                <w:szCs w:val="28"/>
-              </w:rPr>
-            </w:pPr>
-          </w:p>
-        </w:tc>
-        <w:tc>
-          <w:tcPr>
-            <w:tcW w:w="722" w:type="dxa"/>
-          </w:tcPr>
-          <w:p>
-            <w:pPr>
-              <w:jc w:val="center"/>
-              <w:rPr>
-                <w:rFonts w:ascii="Times New Roman" w:hAnsi="Times New Roman" w:cs="Times New Roman"/>
-                <w:sz w:val="28"/>
-                <w:szCs w:val="28"/>
-              </w:rPr>
-            </w:pPr>
-          </w:p>
-        </w:tc>
-        <w:tc>
-          <w:tcPr>
-            <w:tcW w:w="722" w:type="dxa"/>
-          </w:tcPr>
-          <w:p>
-            <w:pPr>
-              <w:jc w:val="center"/>
-              <w:rPr>
-                <w:rFonts w:ascii="Times New Roman" w:hAnsi="Times New Roman" w:cs="Times New Roman"/>
-                <w:sz w:val="28"/>
-                <w:szCs w:val="28"/>
-              </w:rPr>
-            </w:pPr>
-          </w:p>
-        </w:tc>
-        <w:tc>
-          <w:tcPr>
-            <w:tcW w:w="722" w:type="dxa"/>
-          </w:tcPr>
-          <w:p>
-            <w:pPr>
-              <w:jc w:val="center"/>
-              <w:rPr>
-                <w:rFonts w:ascii="Times New Roman" w:hAnsi="Times New Roman" w:cs="Times New Roman"/>
-                <w:sz w:val="28"/>
-                <w:szCs w:val="28"/>
-              </w:rPr>
-            </w:pPr>
-            <w:r>
-              <w:rPr>
-                <w:rFonts w:ascii="Times New Roman" w:hAnsi="Times New Roman" w:cs="Times New Roman"/>
-                <w:sz w:val="28"/>
-                <w:szCs w:val="28"/>
+            <w:tcW w:w="624" w:type="dxa"/>
+          </w:tcPr>
+          <w:p>
+            <w:pPr>
+              <w:jc w:val="center"/>
+              <w:rPr>
+                <w:rFonts w:ascii="Times New Roman" w:hAnsi="Times New Roman" w:cs="Times New Roman"/>
+                <w:sz w:val="28"/>
+                <w:szCs w:val="28"/>
+              </w:rPr>
+            </w:pPr>
+          </w:p>
+        </w:tc>
+        <w:tc>
+          <w:tcPr>
+            <w:tcW w:w="623" w:type="dxa"/>
+          </w:tcPr>
+          <w:p>
+            <w:pPr>
+              <w:jc w:val="center"/>
+              <w:rPr>
+                <w:rFonts w:ascii="Times New Roman" w:hAnsi="Times New Roman" w:cs="Times New Roman"/>
+                <w:sz w:val="28"/>
+                <w:szCs w:val="28"/>
+              </w:rPr>
+            </w:pPr>
+          </w:p>
+        </w:tc>
+        <w:tc>
+          <w:tcPr>
+            <w:tcW w:w="624" w:type="dxa"/>
+          </w:tcPr>
+          <w:p>
+            <w:pPr>
+              <w:jc w:val="center"/>
+              <w:rPr>
+                <w:rFonts w:ascii="Times New Roman" w:hAnsi="Times New Roman" w:cs="Times New Roman"/>
+                <w:sz w:val="28"/>
+                <w:szCs w:val="28"/>
+              </w:rPr>
+            </w:pPr>
+          </w:p>
+        </w:tc>
+        <w:tc>
+          <w:tcPr>
+            <w:tcW w:w="686" w:type="dxa"/>
+          </w:tcPr>
+          <w:p>
+            <w:pPr>
+              <w:jc w:val="center"/>
+              <w:rPr>
+                <w:rFonts w:ascii="Times New Roman" w:hAnsi="Times New Roman" w:cs="Times New Roman"/>
+                <w:sz w:val="28"/>
+                <w:szCs w:val="28"/>
+              </w:rPr>
+            </w:pPr>
+          </w:p>
+        </w:tc>
+        <w:tc>
+          <w:tcPr>
+            <w:tcW w:w="686" w:type="dxa"/>
+          </w:tcPr>
+          <w:p>
+            <w:pPr>
+              <w:jc w:val="center"/>
+              <w:rPr>
+                <w:rFonts w:ascii="Times New Roman" w:hAnsi="Times New Roman" w:cs="Times New Roman"/>
+                <w:sz w:val="28"/>
+                <w:szCs w:val="28"/>
+              </w:rPr>
+            </w:pPr>
+            <w:r>
+              <w:rPr>
+                <w:rFonts w:ascii="Times New Roman" w:hAnsi="Times New Roman" w:cs="Times New Roman"/>
+                <w:sz w:val="28"/>
+                <w:szCs w:val="28"/>
+              </w:rPr>
+              <w:t>-</w:t>
+            </w:r>
+          </w:p>
+        </w:tc>
+        <w:tc>
+          <w:tcPr>
+            <w:tcW w:w="686" w:type="dxa"/>
+          </w:tcPr>
+          <w:p>
+            <w:pPr>
+              <w:jc w:val="center"/>
+              <w:rPr>
+                <w:rFonts w:ascii="Times New Roman" w:hAnsi="Times New Roman" w:cs="Times New Roman"/>
+                <w:sz w:val="28"/>
+                <w:szCs w:val="28"/>
+              </w:rPr>
+            </w:pPr>
+          </w:p>
+        </w:tc>
+        <w:tc>
+          <w:tcPr>
+            <w:tcW w:w="686" w:type="dxa"/>
+          </w:tcPr>
+          <w:p>
+            <w:pPr>
+              <w:jc w:val="center"/>
+              <w:rPr>
+                <w:rFonts w:ascii="Times New Roman" w:hAnsi="Times New Roman" w:cs="Times New Roman"/>
+                <w:sz w:val="28"/>
+                <w:szCs w:val="28"/>
+              </w:rPr>
+            </w:pPr>
+          </w:p>
+        </w:tc>
+      </w:tr>
+      <w:tr>
+        <w:tc>
+          <w:tcPr>
+            <w:tcW w:w="1847" w:type="dxa"/>
+          </w:tcPr>
+          <w:p>
+            <w:pPr>
+              <w:jc w:val="center"/>
+              <w:rPr>
+                <w:rFonts w:ascii="Times New Roman" w:hAnsi="Times New Roman" w:cs="Times New Roman"/>
+                <w:color w:val="525252" w:themeColor="accent3" w:themeShade="80"/>
+                <w:sz w:val="28"/>
+                <w:szCs w:val="28"/>
+                <w:lang w:val="ru-RU"/>
+              </w:rPr>
+            </w:pPr>
+            <w:r>
+              <w:rPr>
+                <w:rFonts w:ascii="Times New Roman" w:hAnsi="Times New Roman" w:cs="Times New Roman"/>
+                <w:color w:val="525252" w:themeColor="accent3" w:themeShade="80"/>
+                <w:sz w:val="28"/>
+                <w:szCs w:val="28"/>
+                <w:lang w:val="ru-RU"/>
+              </w:rPr>
+              <w:t>Фирма поставщик</w:t>
+            </w:r>
+          </w:p>
+        </w:tc>
+        <w:tc>
+          <w:tcPr>
+            <w:tcW w:w="689" w:type="dxa"/>
+            <w:shd w:val="clear" w:color="auto" w:fill="E7E6E6" w:themeFill="background2"/>
+          </w:tcPr>
+          <w:p>
+            <w:pPr>
+              <w:jc w:val="center"/>
+              <w:rPr>
+                <w:rFonts w:ascii="Times New Roman" w:hAnsi="Times New Roman" w:cs="Times New Roman"/>
+                <w:sz w:val="28"/>
+                <w:szCs w:val="28"/>
+              </w:rPr>
+            </w:pPr>
+            <w:r>
+              <w:rPr>
+                <w:rFonts w:ascii="Times New Roman" w:hAnsi="Times New Roman" w:cs="Times New Roman"/>
+                <w:sz w:val="28"/>
+                <w:szCs w:val="28"/>
+              </w:rPr>
+              <w:t>E12</w:t>
+            </w:r>
+          </w:p>
+        </w:tc>
+        <w:tc>
+          <w:tcPr>
+            <w:tcW w:w="623" w:type="dxa"/>
+          </w:tcPr>
+          <w:p>
+            <w:pPr>
+              <w:jc w:val="center"/>
+              <w:rPr>
+                <w:rFonts w:ascii="Times New Roman" w:hAnsi="Times New Roman" w:cs="Times New Roman"/>
+                <w:sz w:val="28"/>
+                <w:szCs w:val="28"/>
+              </w:rPr>
+            </w:pPr>
+          </w:p>
+        </w:tc>
+        <w:tc>
+          <w:tcPr>
+            <w:tcW w:w="624" w:type="dxa"/>
+          </w:tcPr>
+          <w:p>
+            <w:pPr>
+              <w:jc w:val="center"/>
+              <w:rPr>
+                <w:rFonts w:ascii="Times New Roman" w:hAnsi="Times New Roman" w:cs="Times New Roman"/>
+                <w:sz w:val="28"/>
+                <w:szCs w:val="28"/>
+              </w:rPr>
+            </w:pPr>
+          </w:p>
+        </w:tc>
+        <w:tc>
+          <w:tcPr>
+            <w:tcW w:w="624" w:type="dxa"/>
+          </w:tcPr>
+          <w:p>
+            <w:pPr>
+              <w:jc w:val="center"/>
+              <w:rPr>
+                <w:rFonts w:ascii="Times New Roman" w:hAnsi="Times New Roman" w:cs="Times New Roman"/>
+                <w:sz w:val="28"/>
+                <w:szCs w:val="28"/>
+              </w:rPr>
+            </w:pPr>
+          </w:p>
+        </w:tc>
+        <w:tc>
+          <w:tcPr>
+            <w:tcW w:w="623" w:type="dxa"/>
+            <w:shd w:val="clear" w:color="auto" w:fill="auto"/>
+          </w:tcPr>
+          <w:p>
+            <w:pPr>
+              <w:jc w:val="center"/>
+              <w:rPr>
+                <w:rFonts w:ascii="Times New Roman" w:hAnsi="Times New Roman" w:cs="Times New Roman"/>
+                <w:sz w:val="28"/>
+                <w:szCs w:val="28"/>
+              </w:rPr>
+            </w:pPr>
+          </w:p>
+        </w:tc>
+        <w:tc>
+          <w:tcPr>
+            <w:tcW w:w="624" w:type="dxa"/>
+            <w:shd w:val="clear" w:color="auto" w:fill="auto"/>
+          </w:tcPr>
+          <w:p>
+            <w:pPr>
+              <w:jc w:val="center"/>
+              <w:rPr>
+                <w:rFonts w:ascii="Times New Roman" w:hAnsi="Times New Roman" w:cs="Times New Roman"/>
+                <w:sz w:val="28"/>
+                <w:szCs w:val="28"/>
+              </w:rPr>
+            </w:pPr>
+          </w:p>
+        </w:tc>
+        <w:tc>
+          <w:tcPr>
+            <w:tcW w:w="624" w:type="dxa"/>
+            <w:shd w:val="clear" w:color="auto" w:fill="auto"/>
+          </w:tcPr>
+          <w:p>
+            <w:pPr>
+              <w:jc w:val="center"/>
+              <w:rPr>
+                <w:rFonts w:ascii="Times New Roman" w:hAnsi="Times New Roman" w:cs="Times New Roman"/>
+                <w:sz w:val="28"/>
+                <w:szCs w:val="28"/>
+              </w:rPr>
+            </w:pPr>
+          </w:p>
+        </w:tc>
+        <w:tc>
+          <w:tcPr>
+            <w:tcW w:w="624" w:type="dxa"/>
+          </w:tcPr>
+          <w:p>
+            <w:pPr>
+              <w:jc w:val="center"/>
+              <w:rPr>
+                <w:rFonts w:ascii="Times New Roman" w:hAnsi="Times New Roman" w:cs="Times New Roman"/>
+                <w:sz w:val="28"/>
+                <w:szCs w:val="28"/>
+              </w:rPr>
+            </w:pPr>
+          </w:p>
+        </w:tc>
+        <w:tc>
+          <w:tcPr>
+            <w:tcW w:w="623" w:type="dxa"/>
+          </w:tcPr>
+          <w:p>
+            <w:pPr>
+              <w:jc w:val="center"/>
+              <w:rPr>
+                <w:rFonts w:ascii="Times New Roman" w:hAnsi="Times New Roman" w:cs="Times New Roman"/>
+                <w:sz w:val="28"/>
+                <w:szCs w:val="28"/>
+              </w:rPr>
+            </w:pPr>
+          </w:p>
+        </w:tc>
+        <w:tc>
+          <w:tcPr>
+            <w:tcW w:w="624" w:type="dxa"/>
+          </w:tcPr>
+          <w:p>
+            <w:pPr>
+              <w:jc w:val="center"/>
+              <w:rPr>
+                <w:rFonts w:ascii="Times New Roman" w:hAnsi="Times New Roman" w:cs="Times New Roman"/>
+                <w:sz w:val="28"/>
+                <w:szCs w:val="28"/>
+              </w:rPr>
+            </w:pPr>
+          </w:p>
+        </w:tc>
+        <w:tc>
+          <w:tcPr>
+            <w:tcW w:w="686" w:type="dxa"/>
+          </w:tcPr>
+          <w:p>
+            <w:pPr>
+              <w:jc w:val="center"/>
+              <w:rPr>
+                <w:rFonts w:ascii="Times New Roman" w:hAnsi="Times New Roman" w:cs="Times New Roman"/>
+                <w:sz w:val="28"/>
+                <w:szCs w:val="28"/>
+              </w:rPr>
+            </w:pPr>
+          </w:p>
+        </w:tc>
+        <w:tc>
+          <w:tcPr>
+            <w:tcW w:w="686" w:type="dxa"/>
+          </w:tcPr>
+          <w:p>
+            <w:pPr>
+              <w:jc w:val="center"/>
+              <w:rPr>
+                <w:rFonts w:ascii="Times New Roman" w:hAnsi="Times New Roman" w:cs="Times New Roman"/>
+                <w:sz w:val="28"/>
+                <w:szCs w:val="28"/>
+              </w:rPr>
+            </w:pPr>
+          </w:p>
+        </w:tc>
+        <w:tc>
+          <w:tcPr>
+            <w:tcW w:w="686" w:type="dxa"/>
+          </w:tcPr>
+          <w:p>
+            <w:pPr>
+              <w:jc w:val="center"/>
+              <w:rPr>
+                <w:rFonts w:ascii="Times New Roman" w:hAnsi="Times New Roman" w:cs="Times New Roman"/>
+                <w:sz w:val="28"/>
+                <w:szCs w:val="28"/>
+                <w:lang w:val="ru-RU"/>
+              </w:rPr>
+            </w:pPr>
+            <w:r>
+              <w:rPr>
+                <w:rFonts w:ascii="Times New Roman" w:hAnsi="Times New Roman" w:cs="Times New Roman"/>
+                <w:sz w:val="28"/>
+                <w:szCs w:val="28"/>
+                <w:lang w:val="ru-RU"/>
+              </w:rPr>
+              <w:t>-</w:t>
+            </w:r>
+          </w:p>
+        </w:tc>
+        <w:tc>
+          <w:tcPr>
+            <w:tcW w:w="686" w:type="dxa"/>
+            <w:shd w:val="clear" w:color="auto" w:fill="FFFF00"/>
+          </w:tcPr>
+          <w:p>
+            <w:pPr>
+              <w:jc w:val="center"/>
+              <w:rPr>
+                <w:rFonts w:ascii="Times New Roman" w:hAnsi="Times New Roman" w:cs="Times New Roman"/>
+                <w:sz w:val="28"/>
+                <w:szCs w:val="28"/>
+              </w:rPr>
+            </w:pPr>
+            <w:proofErr w:type="gramStart"/>
+            <w:r>
+              <w:rPr>
+                <w:rFonts w:ascii="Times New Roman" w:hAnsi="Times New Roman" w:cs="Times New Roman"/>
+                <w:sz w:val="28"/>
+                <w:szCs w:val="28"/>
+                <w:lang w:val="ru-RU"/>
+              </w:rPr>
+              <w:t>1</w:t>
+            </w:r>
+            <w:r>
+              <w:rPr>
+                <w:rFonts w:ascii="Times New Roman" w:hAnsi="Times New Roman" w:cs="Times New Roman"/>
+                <w:sz w:val="28"/>
+                <w:szCs w:val="28"/>
+              </w:rPr>
+              <w:t>:n</w:t>
+            </w:r>
+            <w:proofErr w:type="gramEnd"/>
+          </w:p>
+        </w:tc>
+      </w:tr>
+      <w:tr>
+        <w:tc>
+          <w:tcPr>
+            <w:tcW w:w="1847" w:type="dxa"/>
+          </w:tcPr>
+          <w:p>
+            <w:pPr>
+              <w:jc w:val="center"/>
+              <w:rPr>
+                <w:rFonts w:ascii="Times New Roman" w:hAnsi="Times New Roman" w:cs="Times New Roman"/>
+                <w:color w:val="525252" w:themeColor="accent3" w:themeShade="80"/>
+                <w:sz w:val="28"/>
+                <w:szCs w:val="28"/>
+                <w:lang w:val="ru-RU"/>
+              </w:rPr>
+            </w:pPr>
+            <w:r>
+              <w:rPr>
+                <w:rFonts w:ascii="Times New Roman" w:hAnsi="Times New Roman" w:cs="Times New Roman"/>
+                <w:color w:val="525252" w:themeColor="accent3" w:themeShade="80"/>
+                <w:sz w:val="28"/>
+                <w:szCs w:val="28"/>
+                <w:lang w:val="ru-RU"/>
+              </w:rPr>
+              <w:t>Товарная накладная</w:t>
+            </w:r>
+          </w:p>
+        </w:tc>
+        <w:tc>
+          <w:tcPr>
+            <w:tcW w:w="689" w:type="dxa"/>
+            <w:shd w:val="clear" w:color="auto" w:fill="E7E6E6" w:themeFill="background2"/>
+          </w:tcPr>
+          <w:p>
+            <w:pPr>
+              <w:jc w:val="center"/>
+              <w:rPr>
+                <w:rFonts w:ascii="Times New Roman" w:hAnsi="Times New Roman" w:cs="Times New Roman"/>
+                <w:sz w:val="28"/>
+                <w:szCs w:val="28"/>
+              </w:rPr>
+            </w:pPr>
+            <w:r>
+              <w:rPr>
+                <w:rFonts w:ascii="Times New Roman" w:hAnsi="Times New Roman" w:cs="Times New Roman"/>
+                <w:sz w:val="28"/>
+                <w:szCs w:val="28"/>
+              </w:rPr>
+              <w:t>E13</w:t>
+            </w:r>
+          </w:p>
+        </w:tc>
+        <w:tc>
+          <w:tcPr>
+            <w:tcW w:w="623" w:type="dxa"/>
+            <w:shd w:val="clear" w:color="auto" w:fill="FFFF00"/>
+          </w:tcPr>
+          <w:p>
+            <w:pPr>
+              <w:jc w:val="center"/>
+              <w:rPr>
+                <w:rFonts w:ascii="Times New Roman" w:hAnsi="Times New Roman" w:cs="Times New Roman"/>
+                <w:sz w:val="28"/>
+                <w:szCs w:val="28"/>
+              </w:rPr>
+            </w:pPr>
+            <w:r>
+              <w:rPr>
+                <w:rFonts w:ascii="Times New Roman" w:hAnsi="Times New Roman" w:cs="Times New Roman"/>
+                <w:sz w:val="28"/>
+                <w:szCs w:val="28"/>
+              </w:rPr>
+              <w:t>n:1</w:t>
+            </w:r>
+          </w:p>
+        </w:tc>
+        <w:tc>
+          <w:tcPr>
+            <w:tcW w:w="624" w:type="dxa"/>
+          </w:tcPr>
+          <w:p>
+            <w:pPr>
+              <w:jc w:val="center"/>
+              <w:rPr>
+                <w:rFonts w:ascii="Times New Roman" w:hAnsi="Times New Roman" w:cs="Times New Roman"/>
+                <w:sz w:val="28"/>
+                <w:szCs w:val="28"/>
+              </w:rPr>
+            </w:pPr>
+          </w:p>
+        </w:tc>
+        <w:tc>
+          <w:tcPr>
+            <w:tcW w:w="624" w:type="dxa"/>
+          </w:tcPr>
+          <w:p>
+            <w:pPr>
+              <w:jc w:val="center"/>
+              <w:rPr>
+                <w:rFonts w:ascii="Times New Roman" w:hAnsi="Times New Roman" w:cs="Times New Roman"/>
+                <w:sz w:val="28"/>
+                <w:szCs w:val="28"/>
+              </w:rPr>
+            </w:pPr>
+          </w:p>
+        </w:tc>
+        <w:tc>
+          <w:tcPr>
+            <w:tcW w:w="623" w:type="dxa"/>
+            <w:shd w:val="clear" w:color="auto" w:fill="FFFF00"/>
+          </w:tcPr>
+          <w:p>
+            <w:pPr>
+              <w:jc w:val="center"/>
+              <w:rPr>
+                <w:rFonts w:ascii="Times New Roman" w:hAnsi="Times New Roman" w:cs="Times New Roman"/>
+                <w:sz w:val="28"/>
+                <w:szCs w:val="28"/>
+              </w:rPr>
+            </w:pPr>
+            <w:r>
+              <w:rPr>
+                <w:rFonts w:ascii="Times New Roman" w:hAnsi="Times New Roman" w:cs="Times New Roman"/>
+                <w:sz w:val="28"/>
+                <w:szCs w:val="28"/>
+              </w:rPr>
+              <w:t>n:1</w:t>
+            </w:r>
+          </w:p>
+        </w:tc>
+        <w:tc>
+          <w:tcPr>
+            <w:tcW w:w="624" w:type="dxa"/>
+            <w:shd w:val="clear" w:color="auto" w:fill="FFC000"/>
+          </w:tcPr>
+          <w:p>
+            <w:pPr>
+              <w:jc w:val="center"/>
+              <w:rPr>
+                <w:rFonts w:ascii="Times New Roman" w:hAnsi="Times New Roman" w:cs="Times New Roman"/>
+                <w:sz w:val="28"/>
+                <w:szCs w:val="28"/>
+              </w:rPr>
+            </w:pPr>
+            <w:proofErr w:type="gramStart"/>
+            <w:r>
+              <w:rPr>
+                <w:rFonts w:ascii="Times New Roman" w:hAnsi="Times New Roman" w:cs="Times New Roman"/>
+                <w:sz w:val="28"/>
+                <w:szCs w:val="28"/>
+              </w:rPr>
+              <w:t>n:n</w:t>
+            </w:r>
+            <w:proofErr w:type="gramEnd"/>
+          </w:p>
+        </w:tc>
+        <w:tc>
+          <w:tcPr>
+            <w:tcW w:w="624" w:type="dxa"/>
+            <w:shd w:val="clear" w:color="auto" w:fill="auto"/>
+          </w:tcPr>
+          <w:p>
+            <w:pPr>
+              <w:jc w:val="center"/>
+              <w:rPr>
+                <w:rFonts w:ascii="Times New Roman" w:hAnsi="Times New Roman" w:cs="Times New Roman"/>
+                <w:sz w:val="28"/>
+                <w:szCs w:val="28"/>
+              </w:rPr>
+            </w:pPr>
+          </w:p>
+        </w:tc>
+        <w:tc>
+          <w:tcPr>
+            <w:tcW w:w="624" w:type="dxa"/>
+          </w:tcPr>
+          <w:p>
+            <w:pPr>
+              <w:jc w:val="center"/>
+              <w:rPr>
+                <w:rFonts w:ascii="Times New Roman" w:hAnsi="Times New Roman" w:cs="Times New Roman"/>
+                <w:sz w:val="28"/>
+                <w:szCs w:val="28"/>
+              </w:rPr>
+            </w:pPr>
+          </w:p>
+        </w:tc>
+        <w:tc>
+          <w:tcPr>
+            <w:tcW w:w="623" w:type="dxa"/>
+          </w:tcPr>
+          <w:p>
+            <w:pPr>
+              <w:jc w:val="center"/>
+              <w:rPr>
+                <w:rFonts w:ascii="Times New Roman" w:hAnsi="Times New Roman" w:cs="Times New Roman"/>
+                <w:sz w:val="28"/>
+                <w:szCs w:val="28"/>
+              </w:rPr>
+            </w:pPr>
+          </w:p>
+        </w:tc>
+        <w:tc>
+          <w:tcPr>
+            <w:tcW w:w="624" w:type="dxa"/>
+            <w:shd w:val="clear" w:color="auto" w:fill="92D050"/>
+          </w:tcPr>
+          <w:p>
+            <w:pPr>
+              <w:jc w:val="center"/>
+              <w:rPr>
+                <w:rFonts w:ascii="Times New Roman" w:hAnsi="Times New Roman" w:cs="Times New Roman"/>
+                <w:sz w:val="28"/>
+                <w:szCs w:val="28"/>
+              </w:rPr>
+            </w:pPr>
+            <w:r>
+              <w:rPr>
+                <w:rFonts w:ascii="Times New Roman" w:hAnsi="Times New Roman" w:cs="Times New Roman"/>
+                <w:sz w:val="28"/>
+                <w:szCs w:val="28"/>
+              </w:rPr>
+              <w:t>1:1</w:t>
+            </w:r>
+          </w:p>
+        </w:tc>
+        <w:tc>
+          <w:tcPr>
+            <w:tcW w:w="686" w:type="dxa"/>
+            <w:shd w:val="clear" w:color="auto" w:fill="92D050"/>
+          </w:tcPr>
+          <w:p>
+            <w:pPr>
+              <w:jc w:val="center"/>
+              <w:rPr>
+                <w:rFonts w:ascii="Times New Roman" w:hAnsi="Times New Roman" w:cs="Times New Roman"/>
+                <w:sz w:val="28"/>
+                <w:szCs w:val="28"/>
+              </w:rPr>
+            </w:pPr>
+            <w:r>
+              <w:rPr>
+                <w:rFonts w:ascii="Times New Roman" w:hAnsi="Times New Roman" w:cs="Times New Roman"/>
+                <w:sz w:val="28"/>
+                <w:szCs w:val="28"/>
+              </w:rPr>
+              <w:t>1:1</w:t>
+            </w:r>
+          </w:p>
+        </w:tc>
+        <w:tc>
+          <w:tcPr>
+            <w:tcW w:w="686" w:type="dxa"/>
+          </w:tcPr>
+          <w:p>
+            <w:pPr>
+              <w:jc w:val="center"/>
+              <w:rPr>
+                <w:rFonts w:ascii="Times New Roman" w:hAnsi="Times New Roman" w:cs="Times New Roman"/>
+                <w:sz w:val="28"/>
+                <w:szCs w:val="28"/>
+              </w:rPr>
+            </w:pPr>
+          </w:p>
+        </w:tc>
+        <w:tc>
+          <w:tcPr>
+            <w:tcW w:w="686" w:type="dxa"/>
+            <w:shd w:val="clear" w:color="auto" w:fill="FFFF00"/>
+          </w:tcPr>
+          <w:p>
+            <w:pPr>
+              <w:jc w:val="center"/>
+              <w:rPr>
+                <w:rFonts w:ascii="Times New Roman" w:hAnsi="Times New Roman" w:cs="Times New Roman"/>
+                <w:sz w:val="28"/>
+                <w:szCs w:val="28"/>
+              </w:rPr>
+            </w:pPr>
+            <w:r>
+              <w:rPr>
+                <w:rFonts w:ascii="Times New Roman" w:hAnsi="Times New Roman" w:cs="Times New Roman"/>
+                <w:sz w:val="28"/>
+                <w:szCs w:val="28"/>
+              </w:rPr>
+              <w:t>n:1</w:t>
+            </w:r>
+          </w:p>
+        </w:tc>
+        <w:tc>
+          <w:tcPr>
+            <w:tcW w:w="686" w:type="dxa"/>
+          </w:tcPr>
+          <w:p>
+            <w:pPr>
+              <w:jc w:val="center"/>
+              <w:rPr>
+                <w:rFonts w:ascii="Times New Roman" w:hAnsi="Times New Roman" w:cs="Times New Roman"/>
+                <w:sz w:val="28"/>
+                <w:szCs w:val="28"/>
+                <w:lang w:val="ru-RU"/>
+              </w:rPr>
+            </w:pPr>
+            <w:r>
+              <w:rPr>
+                <w:rFonts w:ascii="Times New Roman" w:hAnsi="Times New Roman" w:cs="Times New Roman"/>
+                <w:sz w:val="28"/>
+                <w:szCs w:val="28"/>
+                <w:lang w:val="ru-RU"/>
               </w:rPr>
               <w:t>-</w:t>
             </w:r>
@@ -5424,8 +6805,8 @@
       </w:pPr>
     </w:p>
     <w:sectPr>
-      <w:pgSz w:w="11906" w:h="16838"/>
-      <w:pgMar w:top="1134" w:right="850" w:bottom="1134" w:left="1701" w:header="708" w:footer="708" w:gutter="0"/>
+      <w:pgSz w:w="16838" w:h="11906" w:orient="landscape"/>
+      <w:pgMar w:top="1701" w:right="1134" w:bottom="851" w:left="1134" w:header="709" w:footer="709" w:gutter="0"/>
       <w:cols w:space="708"/>
       <w:docGrid w:linePitch="360"/>
     </w:sectPr>
